--- a/docx/ru/BUFRCREX_CodeFlag_ru_30.docx
+++ b/docx/ru/BUFRCREX_CodeFlag_ru_30.docx
@@ -8,17 +8,17 @@
       </w:pPr>
       <w:r>
         <w:rPr>
-          <w:rFonts w:ascii="Arial" w:hAnsi="Arial"/>
+          <w:rFonts w:ascii="Verdana" w:hAnsi="Verdana"/>
           <w:b/>
           <w:sz w:val="22"/>
         </w:rPr>
-        <w:t>BUFR/CREX Code/Flag Tables — Class 30</w:t>
+        <w:t>Класс 30</w:t>
       </w:r>
     </w:p>
     <w:p>
       <w:r>
         <w:rPr>
-          <w:rFonts w:ascii="Arial" w:hAnsi="Arial"/>
+          <w:rFonts w:ascii="Verdana" w:hAnsi="Verdana"/>
           <w:b/>
           <w:sz w:val="18"/>
         </w:rPr>
@@ -31,6 +31,20 @@
         <w:tblW w:type="auto" w:w="0"/>
         <w:jc w:val="center"/>
         <w:tblLook w:firstColumn="1" w:firstRow="1" w:lastColumn="0" w:lastRow="0" w:noHBand="0" w:noVBand="1" w:val="04A0"/>
+        <w:tblBorders>
+          <w:top w:val="single" w:sz="4" w:space="0" w:color="595959"/>
+          <w:left w:val="single" w:sz="4" w:space="0" w:color="595959"/>
+          <w:bottom w:val="single" w:sz="4" w:space="0" w:color="595959"/>
+          <w:right w:val="single" w:sz="4" w:space="0" w:color="595959"/>
+          <w:insideH w:val="single" w:sz="4" w:space="0" w:color="595959"/>
+          <w:insideV w:val="single" w:sz="4" w:space="0" w:color="595959"/>
+        </w:tblBorders>
+        <w:tblCellMar>
+          <w:top w:w="85" w:type="dxa"/>
+          <w:left w:w="85" w:type="dxa"/>
+          <w:bottom w:w="85" w:type="dxa"/>
+          <w:right w:w="85" w:type="dxa"/>
+        </w:tblCellMar>
       </w:tblPr>
       <w:tblGrid>
         <w:gridCol w:w="5046"/>
@@ -40,61 +54,52 @@
       <w:tr>
         <w:tc>
           <w:tcPr>
-            <w:tcW w:type="dxa" w:w="5046"/>
-            <w:shd w:val="clear" w:color="auto" w:fill="D9E2F3"/>
+            <w:tcW w:type="dxa" w:w="1134"/>
+            <w:shd w:val="clear" w:color="auto" w:fill="D9D9D9"/>
           </w:tcPr>
           <w:p>
-            <w:pPr>
-              <w:jc w:val="center"/>
-            </w:pPr>
             <w:r/>
             <w:r>
               <w:rPr>
-                <w:rFonts w:ascii="Arial" w:hAnsi="Arial"/>
-                <w:b/>
+                <w:rFonts w:ascii="Verdana" w:hAnsi="Verdana"/>
+                <w:b w:val="0"/>
                 <w:sz w:val="16"/>
               </w:rPr>
-              <w:t>Code Figure</w:t>
+              <w:t>КОДОВАЯ ЦИФРА</w:t>
             </w:r>
           </w:p>
         </w:tc>
         <w:tc>
           <w:tcPr>
             <w:tcW w:type="dxa" w:w="5046"/>
-            <w:shd w:val="clear" w:color="auto" w:fill="D9E2F3"/>
+            <w:shd w:val="clear" w:color="auto" w:fill="D9D9D9"/>
           </w:tcPr>
           <w:p>
-            <w:pPr>
-              <w:jc w:val="center"/>
-            </w:pPr>
             <w:r/>
             <w:r>
               <w:rPr>
-                <w:rFonts w:ascii="Arial" w:hAnsi="Arial"/>
-                <w:b/>
+                <w:rFonts w:ascii="Verdana" w:hAnsi="Verdana"/>
+                <w:b w:val="0"/>
                 <w:sz w:val="16"/>
               </w:rPr>
-              <w:t>Entry Name</w:t>
+              <w:t>ЗНАЧЕНИЕ</w:t>
             </w:r>
           </w:p>
         </w:tc>
         <w:tc>
           <w:tcPr>
             <w:tcW w:type="dxa" w:w="5046"/>
-            <w:shd w:val="clear" w:color="auto" w:fill="D9E2F3"/>
+            <w:shd w:val="clear" w:color="auto" w:fill="D9D9D9"/>
           </w:tcPr>
           <w:p>
-            <w:pPr>
-              <w:jc w:val="center"/>
-            </w:pPr>
             <w:r/>
             <w:r>
               <w:rPr>
-                <w:rFonts w:ascii="Arial" w:hAnsi="Arial"/>
-                <w:b/>
+                <w:rFonts w:ascii="Verdana" w:hAnsi="Verdana"/>
+                <w:b w:val="0"/>
                 <w:sz w:val="16"/>
               </w:rPr>
-              <w:t>Note</w:t>
+              <w:t>ПРИМЕЧАНИЕ</w:t>
             </w:r>
           </w:p>
         </w:tc>
@@ -108,7 +113,7 @@
             <w:r/>
             <w:r>
               <w:rPr>
-                <w:rFonts w:ascii="Arial" w:hAnsi="Arial"/>
+                <w:rFonts w:ascii="Verdana" w:hAnsi="Verdana"/>
                 <w:b w:val="0"/>
                 <w:sz w:val="16"/>
               </w:rPr>
@@ -124,7 +129,7 @@
             <w:r/>
             <w:r>
               <w:rPr>
-                <w:rFonts w:ascii="Arial" w:hAnsi="Arial"/>
+                <w:rFonts w:ascii="Verdana" w:hAnsi="Verdana"/>
                 <w:b w:val="0"/>
                 <w:sz w:val="16"/>
               </w:rPr>
@@ -140,7 +145,7 @@
             <w:r/>
             <w:r>
               <w:rPr>
-                <w:rFonts w:ascii="Arial" w:hAnsi="Arial"/>
+                <w:rFonts w:ascii="Verdana" w:hAnsi="Verdana"/>
                 <w:b w:val="0"/>
                 <w:sz w:val="16"/>
               </w:rPr>
@@ -157,7 +162,7 @@
             <w:r/>
             <w:r>
               <w:rPr>
-                <w:rFonts w:ascii="Arial" w:hAnsi="Arial"/>
+                <w:rFonts w:ascii="Verdana" w:hAnsi="Verdana"/>
                 <w:b w:val="0"/>
                 <w:sz w:val="16"/>
               </w:rPr>
@@ -173,7 +178,7 @@
             <w:r/>
             <w:r>
               <w:rPr>
-                <w:rFonts w:ascii="Arial" w:hAnsi="Arial"/>
+                <w:rFonts w:ascii="Verdana" w:hAnsi="Verdana"/>
                 <w:b w:val="0"/>
                 <w:sz w:val="16"/>
               </w:rPr>
@@ -189,7 +194,7 @@
             <w:r/>
             <w:r>
               <w:rPr>
-                <w:rFonts w:ascii="Arial" w:hAnsi="Arial"/>
+                <w:rFonts w:ascii="Verdana" w:hAnsi="Verdana"/>
                 <w:b w:val="0"/>
                 <w:sz w:val="16"/>
               </w:rPr>
@@ -206,7 +211,7 @@
             <w:r/>
             <w:r>
               <w:rPr>
-                <w:rFonts w:ascii="Arial" w:hAnsi="Arial"/>
+                <w:rFonts w:ascii="Verdana" w:hAnsi="Verdana"/>
                 <w:b w:val="0"/>
                 <w:sz w:val="16"/>
               </w:rPr>
@@ -222,7 +227,7 @@
             <w:r/>
             <w:r>
               <w:rPr>
-                <w:rFonts w:ascii="Arial" w:hAnsi="Arial"/>
+                <w:rFonts w:ascii="Verdana" w:hAnsi="Verdana"/>
                 <w:b w:val="0"/>
                 <w:sz w:val="16"/>
               </w:rPr>
@@ -238,7 +243,7 @@
             <w:r/>
             <w:r>
               <w:rPr>
-                <w:rFonts w:ascii="Arial" w:hAnsi="Arial"/>
+                <w:rFonts w:ascii="Verdana" w:hAnsi="Verdana"/>
                 <w:b w:val="0"/>
                 <w:sz w:val="16"/>
               </w:rPr>
@@ -255,7 +260,7 @@
             <w:r/>
             <w:r>
               <w:rPr>
-                <w:rFonts w:ascii="Arial" w:hAnsi="Arial"/>
+                <w:rFonts w:ascii="Verdana" w:hAnsi="Verdana"/>
                 <w:b w:val="0"/>
                 <w:sz w:val="16"/>
               </w:rPr>
@@ -271,7 +276,7 @@
             <w:r/>
             <w:r>
               <w:rPr>
-                <w:rFonts w:ascii="Arial" w:hAnsi="Arial"/>
+                <w:rFonts w:ascii="Verdana" w:hAnsi="Verdana"/>
                 <w:b w:val="0"/>
                 <w:sz w:val="16"/>
               </w:rPr>
@@ -287,7 +292,7 @@
             <w:r/>
             <w:r>
               <w:rPr>
-                <w:rFonts w:ascii="Arial" w:hAnsi="Arial"/>
+                <w:rFonts w:ascii="Verdana" w:hAnsi="Verdana"/>
                 <w:b w:val="0"/>
                 <w:sz w:val="16"/>
               </w:rPr>
@@ -304,7 +309,7 @@
             <w:r/>
             <w:r>
               <w:rPr>
-                <w:rFonts w:ascii="Arial" w:hAnsi="Arial"/>
+                <w:rFonts w:ascii="Verdana" w:hAnsi="Verdana"/>
                 <w:b w:val="0"/>
                 <w:sz w:val="16"/>
               </w:rPr>
@@ -320,7 +325,7 @@
             <w:r/>
             <w:r>
               <w:rPr>
-                <w:rFonts w:ascii="Arial" w:hAnsi="Arial"/>
+                <w:rFonts w:ascii="Verdana" w:hAnsi="Verdana"/>
                 <w:b w:val="0"/>
                 <w:sz w:val="16"/>
               </w:rPr>
@@ -336,7 +341,7 @@
             <w:r/>
             <w:r>
               <w:rPr>
-                <w:rFonts w:ascii="Arial" w:hAnsi="Arial"/>
+                <w:rFonts w:ascii="Verdana" w:hAnsi="Verdana"/>
                 <w:b w:val="0"/>
                 <w:sz w:val="16"/>
               </w:rPr>
@@ -353,7 +358,7 @@
             <w:r/>
             <w:r>
               <w:rPr>
-                <w:rFonts w:ascii="Arial" w:hAnsi="Arial"/>
+                <w:rFonts w:ascii="Verdana" w:hAnsi="Verdana"/>
                 <w:b w:val="0"/>
                 <w:sz w:val="16"/>
               </w:rPr>
@@ -369,7 +374,7 @@
             <w:r/>
             <w:r>
               <w:rPr>
-                <w:rFonts w:ascii="Arial" w:hAnsi="Arial"/>
+                <w:rFonts w:ascii="Verdana" w:hAnsi="Verdana"/>
                 <w:b w:val="0"/>
                 <w:sz w:val="16"/>
               </w:rPr>
@@ -385,7 +390,7 @@
             <w:r/>
             <w:r>
               <w:rPr>
-                <w:rFonts w:ascii="Arial" w:hAnsi="Arial"/>
+                <w:rFonts w:ascii="Verdana" w:hAnsi="Verdana"/>
                 <w:b w:val="0"/>
                 <w:sz w:val="16"/>
               </w:rPr>
@@ -402,7 +407,7 @@
             <w:r/>
             <w:r>
               <w:rPr>
-                <w:rFonts w:ascii="Arial" w:hAnsi="Arial"/>
+                <w:rFonts w:ascii="Verdana" w:hAnsi="Verdana"/>
                 <w:b w:val="0"/>
                 <w:sz w:val="16"/>
               </w:rPr>
@@ -418,7 +423,7 @@
             <w:r/>
             <w:r>
               <w:rPr>
-                <w:rFonts w:ascii="Arial" w:hAnsi="Arial"/>
+                <w:rFonts w:ascii="Verdana" w:hAnsi="Verdana"/>
                 <w:b w:val="0"/>
                 <w:sz w:val="16"/>
               </w:rPr>
@@ -434,7 +439,7 @@
             <w:r/>
             <w:r>
               <w:rPr>
-                <w:rFonts w:ascii="Arial" w:hAnsi="Arial"/>
+                <w:rFonts w:ascii="Verdana" w:hAnsi="Verdana"/>
                 <w:b w:val="0"/>
                 <w:sz w:val="16"/>
               </w:rPr>
@@ -451,7 +456,7 @@
             <w:r/>
             <w:r>
               <w:rPr>
-                <w:rFonts w:ascii="Arial" w:hAnsi="Arial"/>
+                <w:rFonts w:ascii="Verdana" w:hAnsi="Verdana"/>
                 <w:b w:val="0"/>
                 <w:sz w:val="16"/>
               </w:rPr>
@@ -467,7 +472,7 @@
             <w:r/>
             <w:r>
               <w:rPr>
-                <w:rFonts w:ascii="Arial" w:hAnsi="Arial"/>
+                <w:rFonts w:ascii="Verdana" w:hAnsi="Verdana"/>
                 <w:b w:val="0"/>
                 <w:sz w:val="16"/>
               </w:rPr>
@@ -483,7 +488,7 @@
             <w:r/>
             <w:r>
               <w:rPr>
-                <w:rFonts w:ascii="Arial" w:hAnsi="Arial"/>
+                <w:rFonts w:ascii="Verdana" w:hAnsi="Verdana"/>
                 <w:b w:val="0"/>
                 <w:sz w:val="16"/>
               </w:rPr>
@@ -500,7 +505,7 @@
             <w:r/>
             <w:r>
               <w:rPr>
-                <w:rFonts w:ascii="Arial" w:hAnsi="Arial"/>
+                <w:rFonts w:ascii="Verdana" w:hAnsi="Verdana"/>
                 <w:b w:val="0"/>
                 <w:sz w:val="16"/>
               </w:rPr>
@@ -516,7 +521,7 @@
             <w:r/>
             <w:r>
               <w:rPr>
-                <w:rFonts w:ascii="Arial" w:hAnsi="Arial"/>
+                <w:rFonts w:ascii="Verdana" w:hAnsi="Verdana"/>
                 <w:b w:val="0"/>
                 <w:sz w:val="16"/>
               </w:rPr>
@@ -532,7 +537,7 @@
             <w:r/>
             <w:r>
               <w:rPr>
-                <w:rFonts w:ascii="Arial" w:hAnsi="Arial"/>
+                <w:rFonts w:ascii="Verdana" w:hAnsi="Verdana"/>
                 <w:b w:val="0"/>
                 <w:sz w:val="16"/>
               </w:rPr>
@@ -549,7 +554,7 @@
             <w:r/>
             <w:r>
               <w:rPr>
-                <w:rFonts w:ascii="Arial" w:hAnsi="Arial"/>
+                <w:rFonts w:ascii="Verdana" w:hAnsi="Verdana"/>
                 <w:b w:val="0"/>
                 <w:sz w:val="16"/>
               </w:rPr>
@@ -565,7 +570,7 @@
             <w:r/>
             <w:r>
               <w:rPr>
-                <w:rFonts w:ascii="Arial" w:hAnsi="Arial"/>
+                <w:rFonts w:ascii="Verdana" w:hAnsi="Verdana"/>
                 <w:b w:val="0"/>
                 <w:sz w:val="16"/>
               </w:rPr>
@@ -581,7 +586,7 @@
             <w:r/>
             <w:r>
               <w:rPr>
-                <w:rFonts w:ascii="Arial" w:hAnsi="Arial"/>
+                <w:rFonts w:ascii="Verdana" w:hAnsi="Verdana"/>
                 <w:b w:val="0"/>
                 <w:sz w:val="16"/>
               </w:rPr>
@@ -598,7 +603,7 @@
             <w:r/>
             <w:r>
               <w:rPr>
-                <w:rFonts w:ascii="Arial" w:hAnsi="Arial"/>
+                <w:rFonts w:ascii="Verdana" w:hAnsi="Verdana"/>
                 <w:b w:val="0"/>
                 <w:sz w:val="16"/>
               </w:rPr>
@@ -614,7 +619,7 @@
             <w:r/>
             <w:r>
               <w:rPr>
-                <w:rFonts w:ascii="Arial" w:hAnsi="Arial"/>
+                <w:rFonts w:ascii="Verdana" w:hAnsi="Verdana"/>
                 <w:b w:val="0"/>
                 <w:sz w:val="16"/>
               </w:rPr>
@@ -630,7 +635,7 @@
             <w:r/>
             <w:r>
               <w:rPr>
-                <w:rFonts w:ascii="Arial" w:hAnsi="Arial"/>
+                <w:rFonts w:ascii="Verdana" w:hAnsi="Verdana"/>
                 <w:b w:val="0"/>
                 <w:sz w:val="16"/>
               </w:rPr>
@@ -647,7 +652,7 @@
             <w:r/>
             <w:r>
               <w:rPr>
-                <w:rFonts w:ascii="Arial" w:hAnsi="Arial"/>
+                <w:rFonts w:ascii="Verdana" w:hAnsi="Verdana"/>
                 <w:b w:val="0"/>
                 <w:sz w:val="16"/>
               </w:rPr>
@@ -663,7 +668,7 @@
             <w:r/>
             <w:r>
               <w:rPr>
-                <w:rFonts w:ascii="Arial" w:hAnsi="Arial"/>
+                <w:rFonts w:ascii="Verdana" w:hAnsi="Verdana"/>
                 <w:b w:val="0"/>
                 <w:sz w:val="16"/>
               </w:rPr>
@@ -679,7 +684,7 @@
             <w:r/>
             <w:r>
               <w:rPr>
-                <w:rFonts w:ascii="Arial" w:hAnsi="Arial"/>
+                <w:rFonts w:ascii="Verdana" w:hAnsi="Verdana"/>
                 <w:b w:val="0"/>
                 <w:sz w:val="16"/>
               </w:rPr>
@@ -696,7 +701,7 @@
             <w:r/>
             <w:r>
               <w:rPr>
-                <w:rFonts w:ascii="Arial" w:hAnsi="Arial"/>
+                <w:rFonts w:ascii="Verdana" w:hAnsi="Verdana"/>
                 <w:b w:val="0"/>
                 <w:sz w:val="16"/>
               </w:rPr>
@@ -712,7 +717,7 @@
             <w:r/>
             <w:r>
               <w:rPr>
-                <w:rFonts w:ascii="Arial" w:hAnsi="Arial"/>
+                <w:rFonts w:ascii="Verdana" w:hAnsi="Verdana"/>
                 <w:b w:val="0"/>
                 <w:sz w:val="16"/>
               </w:rPr>
@@ -728,7 +733,7 @@
             <w:r/>
             <w:r>
               <w:rPr>
-                <w:rFonts w:ascii="Arial" w:hAnsi="Arial"/>
+                <w:rFonts w:ascii="Verdana" w:hAnsi="Verdana"/>
                 <w:b w:val="0"/>
                 <w:sz w:val="16"/>
               </w:rPr>
@@ -745,7 +750,7 @@
             <w:r/>
             <w:r>
               <w:rPr>
-                <w:rFonts w:ascii="Arial" w:hAnsi="Arial"/>
+                <w:rFonts w:ascii="Verdana" w:hAnsi="Verdana"/>
                 <w:b w:val="0"/>
                 <w:sz w:val="16"/>
               </w:rPr>
@@ -761,7 +766,7 @@
             <w:r/>
             <w:r>
               <w:rPr>
-                <w:rFonts w:ascii="Arial" w:hAnsi="Arial"/>
+                <w:rFonts w:ascii="Verdana" w:hAnsi="Verdana"/>
                 <w:b w:val="0"/>
                 <w:sz w:val="16"/>
               </w:rPr>
@@ -777,7 +782,7 @@
             <w:r/>
             <w:r>
               <w:rPr>
-                <w:rFonts w:ascii="Arial" w:hAnsi="Arial"/>
+                <w:rFonts w:ascii="Verdana" w:hAnsi="Verdana"/>
                 <w:b w:val="0"/>
                 <w:sz w:val="16"/>
               </w:rPr>
@@ -790,7 +795,7 @@
     <w:p>
       <w:r>
         <w:rPr>
-          <w:rFonts w:ascii="Arial" w:hAnsi="Arial"/>
+          <w:rFonts w:ascii="Verdana" w:hAnsi="Verdana"/>
           <w:b/>
           <w:sz w:val="18"/>
         </w:rPr>
@@ -803,6 +808,20 @@
         <w:tblW w:type="auto" w:w="0"/>
         <w:jc w:val="center"/>
         <w:tblLook w:firstColumn="1" w:firstRow="1" w:lastColumn="0" w:lastRow="0" w:noHBand="0" w:noVBand="1" w:val="04A0"/>
+        <w:tblBorders>
+          <w:top w:val="single" w:sz="4" w:space="0" w:color="595959"/>
+          <w:left w:val="single" w:sz="4" w:space="0" w:color="595959"/>
+          <w:bottom w:val="single" w:sz="4" w:space="0" w:color="595959"/>
+          <w:right w:val="single" w:sz="4" w:space="0" w:color="595959"/>
+          <w:insideH w:val="single" w:sz="4" w:space="0" w:color="595959"/>
+          <w:insideV w:val="single" w:sz="4" w:space="0" w:color="595959"/>
+        </w:tblBorders>
+        <w:tblCellMar>
+          <w:top w:w="85" w:type="dxa"/>
+          <w:left w:w="85" w:type="dxa"/>
+          <w:bottom w:w="85" w:type="dxa"/>
+          <w:right w:w="85" w:type="dxa"/>
+        </w:tblCellMar>
       </w:tblPr>
       <w:tblGrid>
         <w:gridCol w:w="5046"/>
@@ -812,61 +831,52 @@
       <w:tr>
         <w:tc>
           <w:tcPr>
-            <w:tcW w:type="dxa" w:w="5046"/>
-            <w:shd w:val="clear" w:color="auto" w:fill="D9E2F3"/>
+            <w:tcW w:type="dxa" w:w="1134"/>
+            <w:shd w:val="clear" w:color="auto" w:fill="D9D9D9"/>
           </w:tcPr>
           <w:p>
-            <w:pPr>
-              <w:jc w:val="center"/>
-            </w:pPr>
             <w:r/>
             <w:r>
               <w:rPr>
-                <w:rFonts w:ascii="Arial" w:hAnsi="Arial"/>
-                <w:b/>
+                <w:rFonts w:ascii="Verdana" w:hAnsi="Verdana"/>
+                <w:b w:val="0"/>
                 <w:sz w:val="16"/>
               </w:rPr>
-              <w:t>Code Figure</w:t>
+              <w:t>КОДОВАЯ ЦИФРА</w:t>
             </w:r>
           </w:p>
         </w:tc>
         <w:tc>
           <w:tcPr>
             <w:tcW w:type="dxa" w:w="5046"/>
-            <w:shd w:val="clear" w:color="auto" w:fill="D9E2F3"/>
+            <w:shd w:val="clear" w:color="auto" w:fill="D9D9D9"/>
           </w:tcPr>
           <w:p>
-            <w:pPr>
-              <w:jc w:val="center"/>
-            </w:pPr>
             <w:r/>
             <w:r>
               <w:rPr>
-                <w:rFonts w:ascii="Arial" w:hAnsi="Arial"/>
-                <w:b/>
+                <w:rFonts w:ascii="Verdana" w:hAnsi="Verdana"/>
+                <w:b w:val="0"/>
                 <w:sz w:val="16"/>
               </w:rPr>
-              <w:t>Entry Name</w:t>
+              <w:t>ЗНАЧЕНИЕ</w:t>
             </w:r>
           </w:p>
         </w:tc>
         <w:tc>
           <w:tcPr>
             <w:tcW w:type="dxa" w:w="5046"/>
-            <w:shd w:val="clear" w:color="auto" w:fill="D9E2F3"/>
+            <w:shd w:val="clear" w:color="auto" w:fill="D9D9D9"/>
           </w:tcPr>
           <w:p>
-            <w:pPr>
-              <w:jc w:val="center"/>
-            </w:pPr>
             <w:r/>
             <w:r>
               <w:rPr>
-                <w:rFonts w:ascii="Arial" w:hAnsi="Arial"/>
-                <w:b/>
+                <w:rFonts w:ascii="Verdana" w:hAnsi="Verdana"/>
+                <w:b w:val="0"/>
                 <w:sz w:val="16"/>
               </w:rPr>
-              <w:t>Note</w:t>
+              <w:t>ПРИМЕЧАНИЕ</w:t>
             </w:r>
           </w:p>
         </w:tc>
@@ -880,7 +890,7 @@
             <w:r/>
             <w:r>
               <w:rPr>
-                <w:rFonts w:ascii="Arial" w:hAnsi="Arial"/>
+                <w:rFonts w:ascii="Verdana" w:hAnsi="Verdana"/>
                 <w:b w:val="0"/>
                 <w:sz w:val="16"/>
               </w:rPr>
@@ -896,7 +906,7 @@
             <w:r/>
             <w:r>
               <w:rPr>
-                <w:rFonts w:ascii="Arial" w:hAnsi="Arial"/>
+                <w:rFonts w:ascii="Verdana" w:hAnsi="Verdana"/>
                 <w:b w:val="0"/>
                 <w:sz w:val="16"/>
               </w:rPr>
@@ -912,7 +922,7 @@
             <w:r/>
             <w:r>
               <w:rPr>
-                <w:rFonts w:ascii="Arial" w:hAnsi="Arial"/>
+                <w:rFonts w:ascii="Verdana" w:hAnsi="Verdana"/>
                 <w:b w:val="0"/>
                 <w:sz w:val="16"/>
               </w:rPr>
@@ -929,7 +939,7 @@
             <w:r/>
             <w:r>
               <w:rPr>
-                <w:rFonts w:ascii="Arial" w:hAnsi="Arial"/>
+                <w:rFonts w:ascii="Verdana" w:hAnsi="Verdana"/>
                 <w:b w:val="0"/>
                 <w:sz w:val="16"/>
               </w:rPr>
@@ -945,7 +955,7 @@
             <w:r/>
             <w:r>
               <w:rPr>
-                <w:rFonts w:ascii="Arial" w:hAnsi="Arial"/>
+                <w:rFonts w:ascii="Verdana" w:hAnsi="Verdana"/>
                 <w:b w:val="0"/>
                 <w:sz w:val="16"/>
               </w:rPr>
@@ -961,7 +971,7 @@
             <w:r/>
             <w:r>
               <w:rPr>
-                <w:rFonts w:ascii="Arial" w:hAnsi="Arial"/>
+                <w:rFonts w:ascii="Verdana" w:hAnsi="Verdana"/>
                 <w:b w:val="0"/>
                 <w:sz w:val="16"/>
               </w:rPr>
@@ -978,7 +988,7 @@
             <w:r/>
             <w:r>
               <w:rPr>
-                <w:rFonts w:ascii="Arial" w:hAnsi="Arial"/>
+                <w:rFonts w:ascii="Verdana" w:hAnsi="Verdana"/>
                 <w:b w:val="0"/>
                 <w:sz w:val="16"/>
               </w:rPr>
@@ -994,7 +1004,7 @@
             <w:r/>
             <w:r>
               <w:rPr>
-                <w:rFonts w:ascii="Arial" w:hAnsi="Arial"/>
+                <w:rFonts w:ascii="Verdana" w:hAnsi="Verdana"/>
                 <w:b w:val="0"/>
                 <w:sz w:val="16"/>
               </w:rPr>
@@ -1010,7 +1020,7 @@
             <w:r/>
             <w:r>
               <w:rPr>
-                <w:rFonts w:ascii="Arial" w:hAnsi="Arial"/>
+                <w:rFonts w:ascii="Verdana" w:hAnsi="Verdana"/>
                 <w:b w:val="0"/>
                 <w:sz w:val="16"/>
               </w:rPr>
@@ -1027,7 +1037,7 @@
             <w:r/>
             <w:r>
               <w:rPr>
-                <w:rFonts w:ascii="Arial" w:hAnsi="Arial"/>
+                <w:rFonts w:ascii="Verdana" w:hAnsi="Verdana"/>
                 <w:b w:val="0"/>
                 <w:sz w:val="16"/>
               </w:rPr>
@@ -1043,7 +1053,7 @@
             <w:r/>
             <w:r>
               <w:rPr>
-                <w:rFonts w:ascii="Arial" w:hAnsi="Arial"/>
+                <w:rFonts w:ascii="Verdana" w:hAnsi="Verdana"/>
                 <w:b w:val="0"/>
                 <w:sz w:val="16"/>
               </w:rPr>
@@ -1059,7 +1069,7 @@
             <w:r/>
             <w:r>
               <w:rPr>
-                <w:rFonts w:ascii="Arial" w:hAnsi="Arial"/>
+                <w:rFonts w:ascii="Verdana" w:hAnsi="Verdana"/>
                 <w:b w:val="0"/>
                 <w:sz w:val="16"/>
               </w:rPr>
@@ -1076,7 +1086,7 @@
             <w:r/>
             <w:r>
               <w:rPr>
-                <w:rFonts w:ascii="Arial" w:hAnsi="Arial"/>
+                <w:rFonts w:ascii="Verdana" w:hAnsi="Verdana"/>
                 <w:b w:val="0"/>
                 <w:sz w:val="16"/>
               </w:rPr>
@@ -1092,7 +1102,7 @@
             <w:r/>
             <w:r>
               <w:rPr>
-                <w:rFonts w:ascii="Arial" w:hAnsi="Arial"/>
+                <w:rFonts w:ascii="Verdana" w:hAnsi="Verdana"/>
                 <w:b w:val="0"/>
                 <w:sz w:val="16"/>
               </w:rPr>
@@ -1108,7 +1118,7 @@
             <w:r/>
             <w:r>
               <w:rPr>
-                <w:rFonts w:ascii="Arial" w:hAnsi="Arial"/>
+                <w:rFonts w:ascii="Verdana" w:hAnsi="Verdana"/>
                 <w:b w:val="0"/>
                 <w:sz w:val="16"/>
               </w:rPr>
@@ -1125,7 +1135,7 @@
             <w:r/>
             <w:r>
               <w:rPr>
-                <w:rFonts w:ascii="Arial" w:hAnsi="Arial"/>
+                <w:rFonts w:ascii="Verdana" w:hAnsi="Verdana"/>
                 <w:b w:val="0"/>
                 <w:sz w:val="16"/>
               </w:rPr>
@@ -1141,7 +1151,7 @@
             <w:r/>
             <w:r>
               <w:rPr>
-                <w:rFonts w:ascii="Arial" w:hAnsi="Arial"/>
+                <w:rFonts w:ascii="Verdana" w:hAnsi="Verdana"/>
                 <w:b w:val="0"/>
                 <w:sz w:val="16"/>
               </w:rPr>
@@ -1157,7 +1167,7 @@
             <w:r/>
             <w:r>
               <w:rPr>
-                <w:rFonts w:ascii="Arial" w:hAnsi="Arial"/>
+                <w:rFonts w:ascii="Verdana" w:hAnsi="Verdana"/>
                 <w:b w:val="0"/>
                 <w:sz w:val="16"/>
               </w:rPr>
@@ -1174,7 +1184,7 @@
             <w:r/>
             <w:r>
               <w:rPr>
-                <w:rFonts w:ascii="Arial" w:hAnsi="Arial"/>
+                <w:rFonts w:ascii="Verdana" w:hAnsi="Verdana"/>
                 <w:b w:val="0"/>
                 <w:sz w:val="16"/>
               </w:rPr>
@@ -1190,7 +1200,7 @@
             <w:r/>
             <w:r>
               <w:rPr>
-                <w:rFonts w:ascii="Arial" w:hAnsi="Arial"/>
+                <w:rFonts w:ascii="Verdana" w:hAnsi="Verdana"/>
                 <w:b w:val="0"/>
                 <w:sz w:val="16"/>
               </w:rPr>
@@ -1206,7 +1216,7 @@
             <w:r/>
             <w:r>
               <w:rPr>
-                <w:rFonts w:ascii="Arial" w:hAnsi="Arial"/>
+                <w:rFonts w:ascii="Verdana" w:hAnsi="Verdana"/>
                 <w:b w:val="0"/>
                 <w:sz w:val="16"/>
               </w:rPr>
@@ -1223,7 +1233,7 @@
             <w:r/>
             <w:r>
               <w:rPr>
-                <w:rFonts w:ascii="Arial" w:hAnsi="Arial"/>
+                <w:rFonts w:ascii="Verdana" w:hAnsi="Verdana"/>
                 <w:b w:val="0"/>
                 <w:sz w:val="16"/>
               </w:rPr>
@@ -1239,7 +1249,7 @@
             <w:r/>
             <w:r>
               <w:rPr>
-                <w:rFonts w:ascii="Arial" w:hAnsi="Arial"/>
+                <w:rFonts w:ascii="Verdana" w:hAnsi="Verdana"/>
                 <w:b w:val="0"/>
                 <w:sz w:val="16"/>
               </w:rPr>
@@ -1255,7 +1265,7 @@
             <w:r/>
             <w:r>
               <w:rPr>
-                <w:rFonts w:ascii="Arial" w:hAnsi="Arial"/>
+                <w:rFonts w:ascii="Verdana" w:hAnsi="Verdana"/>
                 <w:b w:val="0"/>
                 <w:sz w:val="16"/>
               </w:rPr>
@@ -1272,7 +1282,7 @@
             <w:r/>
             <w:r>
               <w:rPr>
-                <w:rFonts w:ascii="Arial" w:hAnsi="Arial"/>
+                <w:rFonts w:ascii="Verdana" w:hAnsi="Verdana"/>
                 <w:b w:val="0"/>
                 <w:sz w:val="16"/>
               </w:rPr>
@@ -1288,7 +1298,7 @@
             <w:r/>
             <w:r>
               <w:rPr>
-                <w:rFonts w:ascii="Arial" w:hAnsi="Arial"/>
+                <w:rFonts w:ascii="Verdana" w:hAnsi="Verdana"/>
                 <w:b w:val="0"/>
                 <w:sz w:val="16"/>
               </w:rPr>
@@ -1304,7 +1314,7 @@
             <w:r/>
             <w:r>
               <w:rPr>
-                <w:rFonts w:ascii="Arial" w:hAnsi="Arial"/>
+                <w:rFonts w:ascii="Verdana" w:hAnsi="Verdana"/>
                 <w:b w:val="0"/>
                 <w:sz w:val="16"/>
               </w:rPr>
@@ -1321,7 +1331,7 @@
             <w:r/>
             <w:r>
               <w:rPr>
-                <w:rFonts w:ascii="Arial" w:hAnsi="Arial"/>
+                <w:rFonts w:ascii="Verdana" w:hAnsi="Verdana"/>
                 <w:b w:val="0"/>
                 <w:sz w:val="16"/>
               </w:rPr>
@@ -1337,7 +1347,7 @@
             <w:r/>
             <w:r>
               <w:rPr>
-                <w:rFonts w:ascii="Arial" w:hAnsi="Arial"/>
+                <w:rFonts w:ascii="Verdana" w:hAnsi="Verdana"/>
                 <w:b w:val="0"/>
                 <w:sz w:val="16"/>
               </w:rPr>
@@ -1353,7 +1363,7 @@
             <w:r/>
             <w:r>
               <w:rPr>
-                <w:rFonts w:ascii="Arial" w:hAnsi="Arial"/>
+                <w:rFonts w:ascii="Verdana" w:hAnsi="Verdana"/>
                 <w:b w:val="0"/>
                 <w:sz w:val="16"/>
               </w:rPr>
@@ -1370,7 +1380,7 @@
             <w:r/>
             <w:r>
               <w:rPr>
-                <w:rFonts w:ascii="Arial" w:hAnsi="Arial"/>
+                <w:rFonts w:ascii="Verdana" w:hAnsi="Verdana"/>
                 <w:b w:val="0"/>
                 <w:sz w:val="16"/>
               </w:rPr>
@@ -1386,7 +1396,7 @@
             <w:r/>
             <w:r>
               <w:rPr>
-                <w:rFonts w:ascii="Arial" w:hAnsi="Arial"/>
+                <w:rFonts w:ascii="Verdana" w:hAnsi="Verdana"/>
                 <w:b w:val="0"/>
                 <w:sz w:val="16"/>
               </w:rPr>
@@ -1402,7 +1412,7 @@
             <w:r/>
             <w:r>
               <w:rPr>
-                <w:rFonts w:ascii="Arial" w:hAnsi="Arial"/>
+                <w:rFonts w:ascii="Verdana" w:hAnsi="Verdana"/>
                 <w:b w:val="0"/>
                 <w:sz w:val="16"/>
               </w:rPr>

--- a/docx/ru/BUFRCREX_CodeFlag_ru_30.docx
+++ b/docx/ru/BUFRCREX_CodeFlag_ru_30.docx
@@ -22,7 +22,7 @@
           <w:b/>
           <w:sz w:val="18"/>
         </w:rPr>
-        <w:t>030031  Тип изображения</w:t>
+        <w:t>0 30 031  Тип изображения</w:t>
       </w:r>
     </w:p>
     <w:tbl>
@@ -799,7 +799,7 @@
           <w:b/>
           <w:sz w:val="18"/>
         </w:rPr>
-        <w:t>030032  Комбинация с другими данными</w:t>
+        <w:t>0 30 032  Комбинация с другими данными</w:t>
       </w:r>
     </w:p>
     <w:tbl>

--- a/docx/ru/BUFRCREX_CodeFlag_ru_30.docx
+++ b/docx/ru/BUFRCREX_CodeFlag_ru_30.docx
@@ -13,6 +13,516 @@
           <w:sz w:val="22"/>
         </w:rPr>
         <w:t>Класс 30</w:t>
+      </w:r>
+    </w:p>
+    <w:p>
+      <w:r>
+        <w:rPr>
+          <w:rFonts w:ascii="Verdana" w:hAnsi="Verdana"/>
+          <w:i/>
+          <w:sz w:val="14"/>
+        </w:rPr>
+        <w:t>Note 2: «Ясно» или «сплошная облачность» кодируются соответственно цифрами 0 и 8.</w:t>
+      </w:r>
+    </w:p>
+    <w:p>
+      <w:r>
+        <w:rPr>
+          <w:rFonts w:ascii="Verdana" w:hAnsi="Verdana"/>
+          <w:i/>
+          <w:sz w:val="14"/>
+        </w:rPr>
+        <w:t>Note 5: (0 = хорошее; 1 = плохое)</w:t>
+      </w:r>
+    </w:p>
+    <w:p>
+      <w:r>
+        <w:rPr>
+          <w:rFonts w:ascii="Verdana" w:hAnsi="Verdana"/>
+          <w:i/>
+          <w:sz w:val="14"/>
+        </w:rPr>
+        <w:t>Note 6: (См. общую кодовую таблицу С-1 в части С/с.)</w:t>
+      </w:r>
+    </w:p>
+    <w:p>
+      <w:r>
+        <w:rPr>
+          <w:rFonts w:ascii="Verdana" w:hAnsi="Verdana"/>
+          <w:i/>
+          <w:sz w:val="14"/>
+        </w:rPr>
+        <w:t>Note 7: (См. общую кодовую таблицу С-2 в части С/с.)</w:t>
+      </w:r>
+    </w:p>
+    <w:p>
+      <w:r>
+        <w:rPr>
+          <w:rFonts w:ascii="Verdana" w:hAnsi="Verdana"/>
+          <w:i/>
+          <w:sz w:val="14"/>
+        </w:rPr>
+        <w:t>Note 8: (См. общую кодовую таблицу С-3)</w:t>
+      </w:r>
+    </w:p>
+    <w:p>
+      <w:r>
+        <w:rPr>
+          <w:rFonts w:ascii="Verdana" w:hAnsi="Verdana"/>
+          <w:i/>
+          <w:sz w:val="14"/>
+        </w:rPr>
+        <w:t>Note 9: (См. общую кодовую таблицу С-4)</w:t>
+      </w:r>
+    </w:p>
+    <w:p>
+      <w:r>
+        <w:rPr>
+          <w:rFonts w:ascii="Verdana" w:hAnsi="Verdana"/>
+          <w:i/>
+          <w:sz w:val="14"/>
+        </w:rPr>
+        <w:t>Note 10: (См. общую кодовую таблицу С-5 в части С/с.)</w:t>
+      </w:r>
+    </w:p>
+    <w:p>
+      <w:r>
+        <w:rPr>
+          <w:rFonts w:ascii="Verdana" w:hAnsi="Verdana"/>
+          <w:i/>
+          <w:sz w:val="14"/>
+        </w:rPr>
+        <w:t>Note 11: (См. общую кодовую таблицу С-7 в части С/с.)</w:t>
+      </w:r>
+    </w:p>
+    <w:p>
+      <w:r>
+        <w:rPr>
+          <w:rFonts w:ascii="Verdana" w:hAnsi="Verdana"/>
+          <w:i/>
+          <w:sz w:val="14"/>
+        </w:rPr>
+        <w:t>Note 12: (См. общую кодовую таблицу С-8 в части С/с.)</w:t>
+      </w:r>
+    </w:p>
+    <w:p>
+      <w:r>
+        <w:rPr>
+          <w:rFonts w:ascii="Verdana" w:hAnsi="Verdana"/>
+          <w:i/>
+          <w:sz w:val="14"/>
+        </w:rPr>
+        <w:t>Note 14: (Будет определено самими центрами — см. общую кодовую таблицу С-12 в части С/с.)</w:t>
+      </w:r>
+    </w:p>
+    <w:p>
+      <w:r>
+        <w:rPr>
+          <w:rFonts w:ascii="Verdana" w:hAnsi="Verdana"/>
+          <w:i/>
+          <w:sz w:val="14"/>
+        </w:rPr>
+        <w:t>Note 15: (Будут разработаны)</w:t>
+      </w:r>
+    </w:p>
+    <w:p>
+      <w:r>
+        <w:rPr>
+          <w:rFonts w:ascii="Verdana" w:hAnsi="Verdana"/>
+          <w:i/>
+          <w:sz w:val="14"/>
+        </w:rPr>
+        <w:t>Note 16: Последовательность двух или более пар координат местоположения, таких как широта и долгота, определяет линию или многоугольник. Точки следует соединять в соответствии с порядком, данным в сообщении. Любая описываемая зона будет расположена слева от проведенной границы в направлении, установленном порядком, данным в сообщении. Это определение применяется к простым непересекающимся многоугольникам, без пробелов.</w:t>
+      </w:r>
+    </w:p>
+    <w:p>
+      <w:r>
+        <w:rPr>
+          <w:rFonts w:ascii="Verdana" w:hAnsi="Verdana"/>
+          <w:i/>
+          <w:sz w:val="14"/>
+        </w:rPr>
+        <w:t>Note 17: Если все биты установлены на 0, это означает, что калибровка правильная.</w:t>
+      </w:r>
+    </w:p>
+    <w:p>
+      <w:r>
+        <w:rPr>
+          <w:rFonts w:ascii="Verdana" w:hAnsi="Verdana"/>
+          <w:i/>
+          <w:sz w:val="14"/>
+        </w:rPr>
+        <w:t>Note 18: Все статистические данные первого порядка выражены в единицах измерения, определенных первоначальными дескрипторами данных.</w:t>
+      </w:r>
+    </w:p>
+    <w:p>
+      <w:r>
+        <w:rPr>
+          <w:rFonts w:ascii="Verdana" w:hAnsi="Verdana"/>
+          <w:i/>
+          <w:sz w:val="14"/>
+        </w:rPr>
+        <w:t>Note 19: Значимость ассоциированного поля должна использоваться на первоначальном этапе совместно с качеством данных наблюдений.</w:t>
+      </w:r>
+    </w:p>
+    <w:p>
+      <w:r>
+        <w:rPr>
+          <w:rFonts w:ascii="Verdana" w:hAnsi="Verdana"/>
+          <w:i/>
+          <w:sz w:val="14"/>
+        </w:rPr>
+        <w:t>Note 21: Начиная с позиции первого бита (бит старшего разряда), при приведении бита к цифре 1 канал используется. Если бит приводится к нулю, канал не используется.</w:t>
+      </w:r>
+    </w:p>
+    <w:p>
+      <w:r>
+        <w:rPr>
+          <w:rFonts w:ascii="Verdana" w:hAnsi="Verdana"/>
+          <w:i/>
+          <w:sz w:val="14"/>
+        </w:rPr>
+        <w:t>Note 23: Битовые флаги показывают прибор и/или каналы, используемые при получении различных физических параметров. Если в какой-либо группе параметров все биты = 0, то для этого параметра или группы параметров не производилась обработка.</w:t>
+      </w:r>
+    </w:p>
+    <w:p>
+      <w:r>
+        <w:rPr>
+          <w:rFonts w:ascii="Verdana" w:hAnsi="Verdana"/>
+          <w:i/>
+          <w:sz w:val="14"/>
+        </w:rPr>
+        <w:t>Note 24: Биты 1-4 представляют код погрешности времени. В том случае, когда все биты установлены на 0, это означает, что время сканирования соответствует предсказанному времени.</w:t>
+      </w:r>
+    </w:p>
+    <w:p>
+      <w:r>
+        <w:rPr>
+          <w:rFonts w:ascii="Verdana" w:hAnsi="Verdana"/>
+          <w:i/>
+          <w:sz w:val="14"/>
+        </w:rPr>
+        <w:t>Note 25: Биты 11-17 представляют код погрешности географического местоположения. В том случае, когда все биты установлены на 0, это означает, что географическое местоположение является нормальным.</w:t>
+      </w:r>
+    </w:p>
+    <w:p>
+      <w:r>
+        <w:rPr>
+          <w:rFonts w:ascii="Verdana" w:hAnsi="Verdana"/>
+          <w:i/>
+          <w:sz w:val="14"/>
+        </w:rPr>
+        <w:t>Note 27: Биты 5-10 представляют код погрешности калибровки. В том случае, когда все биты установлены на 0, это означает, что калибровка нормальная. В том случае, когда тот или иной из битов 5, 7 и 10 установлен на 1, это означает, что были использованы вторичные коэффициенты калибровки.</w:t>
+      </w:r>
+    </w:p>
+    <w:p>
+      <w:r>
+        <w:rPr>
+          <w:rFonts w:ascii="Verdana" w:hAnsi="Verdana"/>
+          <w:i/>
+          <w:sz w:val="14"/>
+        </w:rPr>
+        <w:t>Note 32: Кодовые цифры 1-9: Продолжительность и время измерения течения (векторный или доплеровский метод получения профиля течения).</w:t>
+      </w:r>
+    </w:p>
+    <w:p>
+      <w:r>
+        <w:rPr>
+          <w:rFonts w:ascii="Verdana" w:hAnsi="Verdana"/>
+          <w:i/>
+          <w:sz w:val="14"/>
+        </w:rPr>
+        <w:t>Note 33: Кодовые цифры 11-19: Период измерения течения (дрейфовый метод).</w:t>
+      </w:r>
+    </w:p>
+    <w:p>
+      <w:r>
+        <w:rPr>
+          <w:rFonts w:ascii="Verdana" w:hAnsi="Verdana"/>
+          <w:i/>
+          <w:sz w:val="14"/>
+        </w:rPr>
+        <w:t>Note 34: Средняя часть данной кодовой таблицы (кодовые цифры 100-199) включает термины на нескольких уровнях, которые могут быть использованы для простых и более сложных автоматических станций.</w:t>
+      </w:r>
+    </w:p>
+    <w:p>
+      <w:r>
+        <w:rPr>
+          <w:rFonts w:ascii="Verdana" w:hAnsi="Verdana"/>
+          <w:i/>
+          <w:sz w:val="14"/>
+        </w:rPr>
+        <w:t>Note 35: Дескриптор 0 25 009 исключен. Вместо него следует использовать дескриптор 0 25 029.</w:t>
+      </w:r>
+    </w:p>
+    <w:p>
+      <w:r>
+        <w:rPr>
+          <w:rFonts w:ascii="Verdana" w:hAnsi="Verdana"/>
+          <w:i/>
+          <w:sz w:val="14"/>
+        </w:rPr>
+        <w:t>Note 36: Данные о разностях — это значения разности, размеры которых аналогичны размерам соответствующих сообщаемых значений в отношении единиц измерения, но пределы которых установлены на нуль (например: разность между сообщенными и анализированными значениями, разность между сообщенными и прогнозированными значениями и т. д.).</w:t>
+      </w:r>
+    </w:p>
+    <w:p>
+      <w:r>
+        <w:rPr>
+          <w:rFonts w:ascii="Verdana" w:hAnsi="Verdana"/>
+          <w:i/>
+          <w:sz w:val="14"/>
+        </w:rPr>
+        <w:t>Note 39: EPSG представляет собой набор данных по системам координат и ее преобразованиям, который изначально был создан и поддерживался Европейской группой нефтепоисковых исследований. В настоящее время он поддерживается подкомитетом по геодезии Комитета по геоматике Международной ассоциации производителей нефти и газа.</w:t>
+      </w:r>
+    </w:p>
+    <w:p>
+      <w:r>
+        <w:rPr>
+          <w:rFonts w:ascii="Verdana" w:hAnsi="Verdana"/>
+          <w:i/>
+          <w:sz w:val="14"/>
+        </w:rPr>
+        <w:t>Note 42: Могут быть разработаны дополнительные применения.</w:t>
+      </w:r>
+    </w:p>
+    <w:p>
+      <w:r>
+        <w:rPr>
+          <w:rFonts w:ascii="Verdana" w:hAnsi="Verdana"/>
+          <w:i/>
+          <w:sz w:val="14"/>
+        </w:rPr>
+        <w:t>Note 43: Общие термины обозначения погоды (например: туман, морось) предназначены для использования на автоматических станциях, которые могут определить тип погоды, но не дают никакой другой информации. Общие термины обозначаются в кодовой таблице большими буквами.</w:t>
+      </w:r>
+    </w:p>
+    <w:p>
+      <w:r>
+        <w:rPr>
+          <w:rFonts w:ascii="Verdana" w:hAnsi="Verdana"/>
+          <w:i/>
+          <w:sz w:val="14"/>
+        </w:rPr>
+        <w:t>Note 45: H = Время наблюдения.</w:t>
+      </w:r>
+    </w:p>
+    <w:p>
+      <w:r>
+        <w:rPr>
+          <w:rFonts w:ascii="Verdana" w:hAnsi="Verdana"/>
+          <w:i/>
+          <w:sz w:val="14"/>
+        </w:rPr>
+        <w:t>Note 49: Если бит установлен на 1, указание действительно.</w:t>
+      </w:r>
+    </w:p>
+    <w:p>
+      <w:r>
+        <w:rPr>
+          <w:rFonts w:ascii="Verdana" w:hAnsi="Verdana"/>
+          <w:i/>
+          <w:sz w:val="14"/>
+        </w:rPr>
+        <w:t>Note 50: Определения в кодовых цифрах 0-2 и 4 применяются для обнаженной репрезентативной поверхности почвы, а цифры 3, 5-9 и 10-19 — к открытому репрезентативному району.</w:t>
+      </w:r>
+    </w:p>
+    <w:p>
+      <w:r>
+        <w:rPr>
+          <w:rFonts w:ascii="Verdana" w:hAnsi="Verdana"/>
+          <w:i/>
+          <w:sz w:val="14"/>
+        </w:rPr>
+        <w:t>Note 52: В сводках с автоматических станций следует использовать кодовую цифру 2, когда тенденция является положительной; 7 — отрицательной и 4, когда давление является таким же, как и 3 часа назад.</w:t>
+      </w:r>
+    </w:p>
+    <w:p>
+      <w:r>
+        <w:rPr>
+          <w:rFonts w:ascii="Verdana" w:hAnsi="Verdana"/>
+          <w:i/>
+          <w:sz w:val="14"/>
+        </w:rPr>
+        <w:t>Note 53: В сводках от тропических станций, сообщающих суточные изменения, следует использовать кодовую цифру 2 при положительной тенденции; 7 — при отрицательной тенденции и 4 — в случае, если давление остается таким же, как и за предшествующие 24 часа.</w:t>
+      </w:r>
+    </w:p>
+    <w:p>
+      <w:r>
+        <w:rPr>
+          <w:rFonts w:ascii="Verdana" w:hAnsi="Verdana"/>
+          <w:i/>
+          <w:sz w:val="14"/>
+        </w:rPr>
+        <w:t>Note 54: В данной кодовой таблице всякий раз, когда упоминается лед, это также включает в себя другие твердые осадки, отличные от снега.</w:t>
+      </w:r>
+    </w:p>
+    <w:p>
+      <w:r>
+        <w:rPr>
+          <w:rFonts w:ascii="Verdana" w:hAnsi="Verdana"/>
+          <w:i/>
+          <w:sz w:val="14"/>
+        </w:rPr>
+        <w:t>Note 57: Смешанные осадки обозначаются путем установки на единицу битов всех наблюдаемых самостоятельных типов осадков.</w:t>
+      </w:r>
+    </w:p>
+    <w:p>
+      <w:r>
+        <w:rPr>
+          <w:rFonts w:ascii="Verdana" w:hAnsi="Verdana"/>
+          <w:i/>
+          <w:sz w:val="14"/>
+        </w:rPr>
+        <w:t>Note 59: Новые локальные названия шторма различной интенсивности следует добавлять в соответствии с необходимостью.</w:t>
+      </w:r>
+    </w:p>
+    <w:p>
+      <w:r>
+        <w:rPr>
+          <w:rFonts w:ascii="Verdana" w:hAnsi="Verdana"/>
+          <w:i/>
+          <w:sz w:val="14"/>
+        </w:rPr>
+        <w:t>Note 60: Ни одна из кодовых цифр не исключает добавления интерполированных уровней по усмотрению центра-поставщика</w:t>
+      </w:r>
+    </w:p>
+    <w:p>
+      <w:r>
+        <w:rPr>
+          <w:rFonts w:ascii="Verdana" w:hAnsi="Verdana"/>
+          <w:i/>
+          <w:sz w:val="14"/>
+        </w:rPr>
+        <w:t>Note 63: Явление, указанное в данной таблице флагов, означает любое явление, включая осадки и явления, ухудшающие видимость.</w:t>
+      </w:r>
+    </w:p>
+    <w:p>
+      <w:r>
+        <w:rPr>
+          <w:rFonts w:ascii="Verdana" w:hAnsi="Verdana"/>
+          <w:i/>
+          <w:sz w:val="14"/>
+        </w:rPr>
+        <w:t>Note 75: Определения в кодовых цифрах 0-2 и 4 применяются для обнаженной репрезентативной поверхности почвы, а цифры 3, 5-9 и 10-19 — к открытому репрезентативному району.</w:t>
+      </w:r>
+    </w:p>
+    <w:p>
+      <w:r>
+        <w:rPr>
+          <w:rFonts w:ascii="Verdana" w:hAnsi="Verdana"/>
+          <w:i/>
+          <w:sz w:val="14"/>
+        </w:rPr>
+        <w:t>Note 76: Эти величины относятся к хорошо сформированному ветровому волнению в открытом море. В то время как предпочтение следует отдавать описательным терминам, значения этих высот могут использоваться наблюдателем как руководство при передаче состояния поверхности моря, которое возникает в результате различных факторов, таких, как ветер, зыбь, течения, угол между направлением ветра и зыби и т. д.</w:t>
+      </w:r>
+    </w:p>
+    <w:p>
+      <w:r>
+        <w:rPr>
+          <w:rFonts w:ascii="Verdana" w:hAnsi="Verdana"/>
+          <w:i/>
+          <w:sz w:val="14"/>
+        </w:rPr>
+        <w:t>Note 78: Первые три цифры представляют собой код страны ИСО.</w:t>
+      </w:r>
+    </w:p>
+    <w:p>
+      <w:r>
+        <w:rPr>
+          <w:rFonts w:ascii="Verdana" w:hAnsi="Verdana"/>
+          <w:i/>
+          <w:sz w:val="14"/>
+        </w:rPr>
+        <w:t>Note 79: Последняя колонка в таблице содержит соответствующий номер регистрации Химической реферативной службы (CAS) Американского химического общества.</w:t>
+      </w:r>
+    </w:p>
+    <w:p>
+      <w:r>
+        <w:rPr>
+          <w:rFonts w:ascii="Verdana" w:hAnsi="Verdana"/>
+          <w:i/>
+          <w:sz w:val="14"/>
+        </w:rPr>
+        <w:t>Note 80: Средняя часть данной кодовой таблицы (кодовые цифры 100-199) включает термины на нескольких уровнях, которые могут быть использованы для простых и более сложных автоматических станций.</w:t>
+      </w:r>
+    </w:p>
+    <w:p>
+      <w:r>
+        <w:rPr>
+          <w:rFonts w:ascii="Verdana" w:hAnsi="Verdana"/>
+          <w:i/>
+          <w:sz w:val="14"/>
+        </w:rPr>
+        <w:t>Note 81: Номинальный диапазон влажности поверхности почвы — от 0 % до 100 %. В крайних случаях экстраполированное обратное рассеяние при угле наклона в 40 градусов может превышать исходный показатель для влажного обратного рассеяния. В этих случаях значение, полученное в результате процесса измерения влажности поверхности почвы, будет менее 0 % или более 100 %, соответственно.</w:t>
+      </w:r>
+    </w:p>
+    <w:p>
+      <w:r>
+        <w:rPr>
+          <w:rFonts w:ascii="Verdana" w:hAnsi="Verdana"/>
+          <w:i/>
+          <w:sz w:val="14"/>
+        </w:rPr>
+        <w:t>Note 84: Эти величины относятся к хорошо сформированному ветровому волнению в открытом море. В то время как предпочтение следует отдавать описательным терминам, значения этих высот могут использоваться наблюдателем как руководство при передаче состояния поверхности моря, которое возникает в результате различных факторов, таких, как ветер, зыбь, течения, угол между направлением ветра и зыби и т. д.</w:t>
+      </w:r>
+    </w:p>
+    <w:p>
+      <w:r>
+        <w:rPr>
+          <w:rFonts w:ascii="Verdana" w:hAnsi="Verdana"/>
+          <w:i/>
+          <w:sz w:val="14"/>
+        </w:rPr>
+        <w:t>Note 85: Данный дескриптор будет связан с данными по видимости или высоте облаков для указания того, что значение является граничным. Если передаваемое значение является истинным, то кодовая цифра равна нулю. Однако измерение может попасть в предел измерительной способности прибора. Если передаваемое значение больше, чем истинное значение, то кодовая цифра будет равна 1, если передаваемое значение меньше истинного значения, то кодовая цифра будет равна 2.</w:t>
+      </w:r>
+    </w:p>
+    <w:p>
+      <w:r>
+        <w:rPr>
+          <w:rFonts w:ascii="Verdana" w:hAnsi="Verdana"/>
+          <w:i/>
+          <w:sz w:val="14"/>
+        </w:rPr>
+        <w:t>Note 88: Значимость времени должна быть квалифицирована соответствующими периодами времени, которые следует указывать.</w:t>
+      </w:r>
+    </w:p>
+    <w:p>
+      <w:r>
+        <w:rPr>
+          <w:rFonts w:ascii="Verdana" w:hAnsi="Verdana"/>
+          <w:i/>
+          <w:sz w:val="14"/>
+        </w:rPr>
+        <w:t>Note 90: Тип прибора и единицы начальных измерений для измерения ветра (в м с-1 за исключением отдельных указаний).</w:t>
+      </w:r>
+    </w:p>
+    <w:p>
+      <w:r>
+        <w:rPr>
+          <w:rFonts w:ascii="Verdana" w:hAnsi="Verdana"/>
+          <w:i/>
+          <w:sz w:val="14"/>
+        </w:rPr>
+        <w:t>Note 94: Там, где первоначальный метод передачи указывается кодовой цифрой 1, в целях получения достоверных значений данных, соответствующих дескриптору 0 01 012, рекомендуется следующее преобразование: Передаваемое значение Значение данных 0 0 1 45 2 90 3 135 4 180 5 225 6 270 7 315 8 360 9 511</w:t>
+      </w:r>
+    </w:p>
+    <w:p>
+      <w:r>
+        <w:rPr>
+          <w:rFonts w:ascii="Verdana" w:hAnsi="Verdana"/>
+          <w:i/>
+          <w:sz w:val="14"/>
+        </w:rPr>
+        <w:t>Note 95: Там, где первоначальный метод передачи указывается кодовой цифрой 1, в целях получения точных значений данных, соответствующих дескриптору 0 01 013, рекомендуется следующее преобразование: Передаваемое значение Значение данных 0 0 1 1 2 4 3 7 4 9 5 12 6 14 7 17 8 19 9 21 / 1023</w:t>
+      </w:r>
+    </w:p>
+    <w:p>
+      <w:r>
+        <w:rPr>
+          <w:rFonts w:ascii="Verdana" w:hAnsi="Verdana"/>
+          <w:i/>
+          <w:sz w:val="14"/>
+        </w:rPr>
+        <w:t>Note 22: Битовые флаги показывают элементы, включенные при обработке данных зондирования.</w:t>
       </w:r>
     </w:p>
     <w:p>
@@ -58,6 +568,9 @@
             <w:shd w:val="clear" w:color="auto" w:fill="D9D9D9"/>
           </w:tcPr>
           <w:p>
+            <w:pPr>
+              <w:spacing w:before="20" w:after="20"/>
+            </w:pPr>
             <w:r/>
             <w:r>
               <w:rPr>
@@ -75,6 +588,9 @@
             <w:shd w:val="clear" w:color="auto" w:fill="D9D9D9"/>
           </w:tcPr>
           <w:p>
+            <w:pPr>
+              <w:spacing w:before="20" w:after="20"/>
+            </w:pPr>
             <w:r/>
             <w:r>
               <w:rPr>
@@ -92,6 +608,9 @@
             <w:shd w:val="clear" w:color="auto" w:fill="D9D9D9"/>
           </w:tcPr>
           <w:p>
+            <w:pPr>
+              <w:spacing w:before="20" w:after="20"/>
+            </w:pPr>
             <w:r/>
             <w:r>
               <w:rPr>
@@ -105,11 +624,17 @@
         </w:tc>
       </w:tr>
       <w:tr>
+        <w:trPr>
+          <w:cantSplit/>
+        </w:trPr>
         <w:tc>
           <w:tcPr>
             <w:tcW w:type="dxa" w:w="5046"/>
           </w:tcPr>
           <w:p>
+            <w:pPr>
+              <w:spacing w:before="20" w:after="20"/>
+            </w:pPr>
             <w:r/>
             <w:r>
               <w:rPr>
@@ -126,6 +651,9 @@
             <w:tcW w:type="dxa" w:w="5046"/>
           </w:tcPr>
           <w:p>
+            <w:pPr>
+              <w:spacing w:before="20" w:after="20"/>
+            </w:pPr>
             <w:r/>
             <w:r>
               <w:rPr>
@@ -142,6 +670,9 @@
             <w:tcW w:type="dxa" w:w="5046"/>
           </w:tcPr>
           <w:p>
+            <w:pPr>
+              <w:spacing w:before="20" w:after="20"/>
+            </w:pPr>
             <w:r/>
             <w:r>
               <w:rPr>
@@ -154,11 +685,17 @@
         </w:tc>
       </w:tr>
       <w:tr>
+        <w:trPr>
+          <w:cantSplit/>
+        </w:trPr>
         <w:tc>
           <w:tcPr>
             <w:tcW w:type="dxa" w:w="5046"/>
           </w:tcPr>
           <w:p>
+            <w:pPr>
+              <w:spacing w:before="20" w:after="20"/>
+            </w:pPr>
             <w:r/>
             <w:r>
               <w:rPr>
@@ -175,6 +712,9 @@
             <w:tcW w:type="dxa" w:w="5046"/>
           </w:tcPr>
           <w:p>
+            <w:pPr>
+              <w:spacing w:before="20" w:after="20"/>
+            </w:pPr>
             <w:r/>
             <w:r>
               <w:rPr>
@@ -191,6 +731,9 @@
             <w:tcW w:type="dxa" w:w="5046"/>
           </w:tcPr>
           <w:p>
+            <w:pPr>
+              <w:spacing w:before="20" w:after="20"/>
+            </w:pPr>
             <w:r/>
             <w:r>
               <w:rPr>
@@ -203,11 +746,17 @@
         </w:tc>
       </w:tr>
       <w:tr>
+        <w:trPr>
+          <w:cantSplit/>
+        </w:trPr>
         <w:tc>
           <w:tcPr>
             <w:tcW w:type="dxa" w:w="5046"/>
           </w:tcPr>
           <w:p>
+            <w:pPr>
+              <w:spacing w:before="20" w:after="20"/>
+            </w:pPr>
             <w:r/>
             <w:r>
               <w:rPr>
@@ -224,6 +773,9 @@
             <w:tcW w:type="dxa" w:w="5046"/>
           </w:tcPr>
           <w:p>
+            <w:pPr>
+              <w:spacing w:before="20" w:after="20"/>
+            </w:pPr>
             <w:r/>
             <w:r>
               <w:rPr>
@@ -240,6 +792,9 @@
             <w:tcW w:type="dxa" w:w="5046"/>
           </w:tcPr>
           <w:p>
+            <w:pPr>
+              <w:spacing w:before="20" w:after="20"/>
+            </w:pPr>
             <w:r/>
             <w:r>
               <w:rPr>
@@ -252,11 +807,17 @@
         </w:tc>
       </w:tr>
       <w:tr>
+        <w:trPr>
+          <w:cantSplit/>
+        </w:trPr>
         <w:tc>
           <w:tcPr>
             <w:tcW w:type="dxa" w:w="5046"/>
           </w:tcPr>
           <w:p>
+            <w:pPr>
+              <w:spacing w:before="20" w:after="20"/>
+            </w:pPr>
             <w:r/>
             <w:r>
               <w:rPr>
@@ -273,6 +834,9 @@
             <w:tcW w:type="dxa" w:w="5046"/>
           </w:tcPr>
           <w:p>
+            <w:pPr>
+              <w:spacing w:before="20" w:after="20"/>
+            </w:pPr>
             <w:r/>
             <w:r>
               <w:rPr>
@@ -289,6 +853,9 @@
             <w:tcW w:type="dxa" w:w="5046"/>
           </w:tcPr>
           <w:p>
+            <w:pPr>
+              <w:spacing w:before="20" w:after="20"/>
+            </w:pPr>
             <w:r/>
             <w:r>
               <w:rPr>
@@ -301,11 +868,17 @@
         </w:tc>
       </w:tr>
       <w:tr>
+        <w:trPr>
+          <w:cantSplit/>
+        </w:trPr>
         <w:tc>
           <w:tcPr>
             <w:tcW w:type="dxa" w:w="5046"/>
           </w:tcPr>
           <w:p>
+            <w:pPr>
+              <w:spacing w:before="20" w:after="20"/>
+            </w:pPr>
             <w:r/>
             <w:r>
               <w:rPr>
@@ -322,6 +895,9 @@
             <w:tcW w:type="dxa" w:w="5046"/>
           </w:tcPr>
           <w:p>
+            <w:pPr>
+              <w:spacing w:before="20" w:after="20"/>
+            </w:pPr>
             <w:r/>
             <w:r>
               <w:rPr>
@@ -338,6 +914,9 @@
             <w:tcW w:type="dxa" w:w="5046"/>
           </w:tcPr>
           <w:p>
+            <w:pPr>
+              <w:spacing w:before="20" w:after="20"/>
+            </w:pPr>
             <w:r/>
             <w:r>
               <w:rPr>
@@ -350,11 +929,17 @@
         </w:tc>
       </w:tr>
       <w:tr>
+        <w:trPr>
+          <w:cantSplit/>
+        </w:trPr>
         <w:tc>
           <w:tcPr>
             <w:tcW w:type="dxa" w:w="5046"/>
           </w:tcPr>
           <w:p>
+            <w:pPr>
+              <w:spacing w:before="20" w:after="20"/>
+            </w:pPr>
             <w:r/>
             <w:r>
               <w:rPr>
@@ -371,6 +956,9 @@
             <w:tcW w:type="dxa" w:w="5046"/>
           </w:tcPr>
           <w:p>
+            <w:pPr>
+              <w:spacing w:before="20" w:after="20"/>
+            </w:pPr>
             <w:r/>
             <w:r>
               <w:rPr>
@@ -387,6 +975,9 @@
             <w:tcW w:type="dxa" w:w="5046"/>
           </w:tcPr>
           <w:p>
+            <w:pPr>
+              <w:spacing w:before="20" w:after="20"/>
+            </w:pPr>
             <w:r/>
             <w:r>
               <w:rPr>
@@ -399,11 +990,17 @@
         </w:tc>
       </w:tr>
       <w:tr>
+        <w:trPr>
+          <w:cantSplit/>
+        </w:trPr>
         <w:tc>
           <w:tcPr>
             <w:tcW w:type="dxa" w:w="5046"/>
           </w:tcPr>
           <w:p>
+            <w:pPr>
+              <w:spacing w:before="20" w:after="20"/>
+            </w:pPr>
             <w:r/>
             <w:r>
               <w:rPr>
@@ -420,6 +1017,9 @@
             <w:tcW w:type="dxa" w:w="5046"/>
           </w:tcPr>
           <w:p>
+            <w:pPr>
+              <w:spacing w:before="20" w:after="20"/>
+            </w:pPr>
             <w:r/>
             <w:r>
               <w:rPr>
@@ -436,6 +1036,9 @@
             <w:tcW w:type="dxa" w:w="5046"/>
           </w:tcPr>
           <w:p>
+            <w:pPr>
+              <w:spacing w:before="20" w:after="20"/>
+            </w:pPr>
             <w:r/>
             <w:r>
               <w:rPr>
@@ -448,11 +1051,17 @@
         </w:tc>
       </w:tr>
       <w:tr>
+        <w:trPr>
+          <w:cantSplit/>
+        </w:trPr>
         <w:tc>
           <w:tcPr>
             <w:tcW w:type="dxa" w:w="5046"/>
           </w:tcPr>
           <w:p>
+            <w:pPr>
+              <w:spacing w:before="20" w:after="20"/>
+            </w:pPr>
             <w:r/>
             <w:r>
               <w:rPr>
@@ -469,6 +1078,9 @@
             <w:tcW w:type="dxa" w:w="5046"/>
           </w:tcPr>
           <w:p>
+            <w:pPr>
+              <w:spacing w:before="20" w:after="20"/>
+            </w:pPr>
             <w:r/>
             <w:r>
               <w:rPr>
@@ -485,6 +1097,9 @@
             <w:tcW w:type="dxa" w:w="5046"/>
           </w:tcPr>
           <w:p>
+            <w:pPr>
+              <w:spacing w:before="20" w:after="20"/>
+            </w:pPr>
             <w:r/>
             <w:r>
               <w:rPr>
@@ -497,11 +1112,17 @@
         </w:tc>
       </w:tr>
       <w:tr>
+        <w:trPr>
+          <w:cantSplit/>
+        </w:trPr>
         <w:tc>
           <w:tcPr>
             <w:tcW w:type="dxa" w:w="5046"/>
           </w:tcPr>
           <w:p>
+            <w:pPr>
+              <w:spacing w:before="20" w:after="20"/>
+            </w:pPr>
             <w:r/>
             <w:r>
               <w:rPr>
@@ -518,6 +1139,9 @@
             <w:tcW w:type="dxa" w:w="5046"/>
           </w:tcPr>
           <w:p>
+            <w:pPr>
+              <w:spacing w:before="20" w:after="20"/>
+            </w:pPr>
             <w:r/>
             <w:r>
               <w:rPr>
@@ -534,6 +1158,9 @@
             <w:tcW w:type="dxa" w:w="5046"/>
           </w:tcPr>
           <w:p>
+            <w:pPr>
+              <w:spacing w:before="20" w:after="20"/>
+            </w:pPr>
             <w:r/>
             <w:r>
               <w:rPr>
@@ -546,11 +1173,17 @@
         </w:tc>
       </w:tr>
       <w:tr>
+        <w:trPr>
+          <w:cantSplit/>
+        </w:trPr>
         <w:tc>
           <w:tcPr>
             <w:tcW w:type="dxa" w:w="5046"/>
           </w:tcPr>
           <w:p>
+            <w:pPr>
+              <w:spacing w:before="20" w:after="20"/>
+            </w:pPr>
             <w:r/>
             <w:r>
               <w:rPr>
@@ -567,6 +1200,9 @@
             <w:tcW w:type="dxa" w:w="5046"/>
           </w:tcPr>
           <w:p>
+            <w:pPr>
+              <w:spacing w:before="20" w:after="20"/>
+            </w:pPr>
             <w:r/>
             <w:r>
               <w:rPr>
@@ -583,6 +1219,9 @@
             <w:tcW w:type="dxa" w:w="5046"/>
           </w:tcPr>
           <w:p>
+            <w:pPr>
+              <w:spacing w:before="20" w:after="20"/>
+            </w:pPr>
             <w:r/>
             <w:r>
               <w:rPr>
@@ -595,11 +1234,17 @@
         </w:tc>
       </w:tr>
       <w:tr>
+        <w:trPr>
+          <w:cantSplit/>
+        </w:trPr>
         <w:tc>
           <w:tcPr>
             <w:tcW w:type="dxa" w:w="5046"/>
           </w:tcPr>
           <w:p>
+            <w:pPr>
+              <w:spacing w:before="20" w:after="20"/>
+            </w:pPr>
             <w:r/>
             <w:r>
               <w:rPr>
@@ -616,6 +1261,9 @@
             <w:tcW w:type="dxa" w:w="5046"/>
           </w:tcPr>
           <w:p>
+            <w:pPr>
+              <w:spacing w:before="20" w:after="20"/>
+            </w:pPr>
             <w:r/>
             <w:r>
               <w:rPr>
@@ -632,6 +1280,9 @@
             <w:tcW w:type="dxa" w:w="5046"/>
           </w:tcPr>
           <w:p>
+            <w:pPr>
+              <w:spacing w:before="20" w:after="20"/>
+            </w:pPr>
             <w:r/>
             <w:r>
               <w:rPr>
@@ -644,11 +1295,17 @@
         </w:tc>
       </w:tr>
       <w:tr>
+        <w:trPr>
+          <w:cantSplit/>
+        </w:trPr>
         <w:tc>
           <w:tcPr>
             <w:tcW w:type="dxa" w:w="5046"/>
           </w:tcPr>
           <w:p>
+            <w:pPr>
+              <w:spacing w:before="20" w:after="20"/>
+            </w:pPr>
             <w:r/>
             <w:r>
               <w:rPr>
@@ -665,6 +1322,9 @@
             <w:tcW w:type="dxa" w:w="5046"/>
           </w:tcPr>
           <w:p>
+            <w:pPr>
+              <w:spacing w:before="20" w:after="20"/>
+            </w:pPr>
             <w:r/>
             <w:r>
               <w:rPr>
@@ -681,6 +1341,9 @@
             <w:tcW w:type="dxa" w:w="5046"/>
           </w:tcPr>
           <w:p>
+            <w:pPr>
+              <w:spacing w:before="20" w:after="20"/>
+            </w:pPr>
             <w:r/>
             <w:r>
               <w:rPr>
@@ -693,11 +1356,17 @@
         </w:tc>
       </w:tr>
       <w:tr>
+        <w:trPr>
+          <w:cantSplit/>
+        </w:trPr>
         <w:tc>
           <w:tcPr>
             <w:tcW w:type="dxa" w:w="5046"/>
           </w:tcPr>
           <w:p>
+            <w:pPr>
+              <w:spacing w:before="20" w:after="20"/>
+            </w:pPr>
             <w:r/>
             <w:r>
               <w:rPr>
@@ -714,6 +1383,9 @@
             <w:tcW w:type="dxa" w:w="5046"/>
           </w:tcPr>
           <w:p>
+            <w:pPr>
+              <w:spacing w:before="20" w:after="20"/>
+            </w:pPr>
             <w:r/>
             <w:r>
               <w:rPr>
@@ -730,6 +1402,9 @@
             <w:tcW w:type="dxa" w:w="5046"/>
           </w:tcPr>
           <w:p>
+            <w:pPr>
+              <w:spacing w:before="20" w:after="20"/>
+            </w:pPr>
             <w:r/>
             <w:r>
               <w:rPr>
@@ -742,11 +1417,17 @@
         </w:tc>
       </w:tr>
       <w:tr>
+        <w:trPr>
+          <w:cantSplit/>
+        </w:trPr>
         <w:tc>
           <w:tcPr>
             <w:tcW w:type="dxa" w:w="5046"/>
           </w:tcPr>
           <w:p>
+            <w:pPr>
+              <w:spacing w:before="20" w:after="20"/>
+            </w:pPr>
             <w:r/>
             <w:r>
               <w:rPr>
@@ -763,6 +1444,9 @@
             <w:tcW w:type="dxa" w:w="5046"/>
           </w:tcPr>
           <w:p>
+            <w:pPr>
+              <w:spacing w:before="20" w:after="20"/>
+            </w:pPr>
             <w:r/>
             <w:r>
               <w:rPr>
@@ -779,6 +1463,9 @@
             <w:tcW w:type="dxa" w:w="5046"/>
           </w:tcPr>
           <w:p>
+            <w:pPr>
+              <w:spacing w:before="20" w:after="20"/>
+            </w:pPr>
             <w:r/>
             <w:r>
               <w:rPr>
@@ -835,6 +1522,9 @@
             <w:shd w:val="clear" w:color="auto" w:fill="D9D9D9"/>
           </w:tcPr>
           <w:p>
+            <w:pPr>
+              <w:spacing w:before="20" w:after="20"/>
+            </w:pPr>
             <w:r/>
             <w:r>
               <w:rPr>
@@ -852,6 +1542,9 @@
             <w:shd w:val="clear" w:color="auto" w:fill="D9D9D9"/>
           </w:tcPr>
           <w:p>
+            <w:pPr>
+              <w:spacing w:before="20" w:after="20"/>
+            </w:pPr>
             <w:r/>
             <w:r>
               <w:rPr>
@@ -869,6 +1562,9 @@
             <w:shd w:val="clear" w:color="auto" w:fill="D9D9D9"/>
           </w:tcPr>
           <w:p>
+            <w:pPr>
+              <w:spacing w:before="20" w:after="20"/>
+            </w:pPr>
             <w:r/>
             <w:r>
               <w:rPr>
@@ -882,11 +1578,17 @@
         </w:tc>
       </w:tr>
       <w:tr>
+        <w:trPr>
+          <w:cantSplit/>
+        </w:trPr>
         <w:tc>
           <w:tcPr>
             <w:tcW w:type="dxa" w:w="5046"/>
           </w:tcPr>
           <w:p>
+            <w:pPr>
+              <w:spacing w:before="20" w:after="20"/>
+            </w:pPr>
             <w:r/>
             <w:r>
               <w:rPr>
@@ -903,6 +1605,9 @@
             <w:tcW w:type="dxa" w:w="5046"/>
           </w:tcPr>
           <w:p>
+            <w:pPr>
+              <w:spacing w:before="20" w:after="20"/>
+            </w:pPr>
             <w:r/>
             <w:r>
               <w:rPr>
@@ -919,6 +1624,9 @@
             <w:tcW w:type="dxa" w:w="5046"/>
           </w:tcPr>
           <w:p>
+            <w:pPr>
+              <w:spacing w:before="20" w:after="20"/>
+            </w:pPr>
             <w:r/>
             <w:r>
               <w:rPr>
@@ -931,11 +1639,17 @@
         </w:tc>
       </w:tr>
       <w:tr>
+        <w:trPr>
+          <w:cantSplit/>
+        </w:trPr>
         <w:tc>
           <w:tcPr>
             <w:tcW w:type="dxa" w:w="5046"/>
           </w:tcPr>
           <w:p>
+            <w:pPr>
+              <w:spacing w:before="20" w:after="20"/>
+            </w:pPr>
             <w:r/>
             <w:r>
               <w:rPr>
@@ -952,6 +1666,9 @@
             <w:tcW w:type="dxa" w:w="5046"/>
           </w:tcPr>
           <w:p>
+            <w:pPr>
+              <w:spacing w:before="20" w:after="20"/>
+            </w:pPr>
             <w:r/>
             <w:r>
               <w:rPr>
@@ -968,6 +1685,9 @@
             <w:tcW w:type="dxa" w:w="5046"/>
           </w:tcPr>
           <w:p>
+            <w:pPr>
+              <w:spacing w:before="20" w:after="20"/>
+            </w:pPr>
             <w:r/>
             <w:r>
               <w:rPr>
@@ -980,11 +1700,17 @@
         </w:tc>
       </w:tr>
       <w:tr>
+        <w:trPr>
+          <w:cantSplit/>
+        </w:trPr>
         <w:tc>
           <w:tcPr>
             <w:tcW w:type="dxa" w:w="5046"/>
           </w:tcPr>
           <w:p>
+            <w:pPr>
+              <w:spacing w:before="20" w:after="20"/>
+            </w:pPr>
             <w:r/>
             <w:r>
               <w:rPr>
@@ -1001,6 +1727,9 @@
             <w:tcW w:type="dxa" w:w="5046"/>
           </w:tcPr>
           <w:p>
+            <w:pPr>
+              <w:spacing w:before="20" w:after="20"/>
+            </w:pPr>
             <w:r/>
             <w:r>
               <w:rPr>
@@ -1017,6 +1746,9 @@
             <w:tcW w:type="dxa" w:w="5046"/>
           </w:tcPr>
           <w:p>
+            <w:pPr>
+              <w:spacing w:before="20" w:after="20"/>
+            </w:pPr>
             <w:r/>
             <w:r>
               <w:rPr>
@@ -1029,11 +1761,17 @@
         </w:tc>
       </w:tr>
       <w:tr>
+        <w:trPr>
+          <w:cantSplit/>
+        </w:trPr>
         <w:tc>
           <w:tcPr>
             <w:tcW w:type="dxa" w:w="5046"/>
           </w:tcPr>
           <w:p>
+            <w:pPr>
+              <w:spacing w:before="20" w:after="20"/>
+            </w:pPr>
             <w:r/>
             <w:r>
               <w:rPr>
@@ -1050,6 +1788,9 @@
             <w:tcW w:type="dxa" w:w="5046"/>
           </w:tcPr>
           <w:p>
+            <w:pPr>
+              <w:spacing w:before="20" w:after="20"/>
+            </w:pPr>
             <w:r/>
             <w:r>
               <w:rPr>
@@ -1066,6 +1807,9 @@
             <w:tcW w:type="dxa" w:w="5046"/>
           </w:tcPr>
           <w:p>
+            <w:pPr>
+              <w:spacing w:before="20" w:after="20"/>
+            </w:pPr>
             <w:r/>
             <w:r>
               <w:rPr>
@@ -1078,11 +1822,17 @@
         </w:tc>
       </w:tr>
       <w:tr>
+        <w:trPr>
+          <w:cantSplit/>
+        </w:trPr>
         <w:tc>
           <w:tcPr>
             <w:tcW w:type="dxa" w:w="5046"/>
           </w:tcPr>
           <w:p>
+            <w:pPr>
+              <w:spacing w:before="20" w:after="20"/>
+            </w:pPr>
             <w:r/>
             <w:r>
               <w:rPr>
@@ -1099,6 +1849,9 @@
             <w:tcW w:type="dxa" w:w="5046"/>
           </w:tcPr>
           <w:p>
+            <w:pPr>
+              <w:spacing w:before="20" w:after="20"/>
+            </w:pPr>
             <w:r/>
             <w:r>
               <w:rPr>
@@ -1115,6 +1868,9 @@
             <w:tcW w:type="dxa" w:w="5046"/>
           </w:tcPr>
           <w:p>
+            <w:pPr>
+              <w:spacing w:before="20" w:after="20"/>
+            </w:pPr>
             <w:r/>
             <w:r>
               <w:rPr>
@@ -1127,11 +1883,17 @@
         </w:tc>
       </w:tr>
       <w:tr>
+        <w:trPr>
+          <w:cantSplit/>
+        </w:trPr>
         <w:tc>
           <w:tcPr>
             <w:tcW w:type="dxa" w:w="5046"/>
           </w:tcPr>
           <w:p>
+            <w:pPr>
+              <w:spacing w:before="20" w:after="20"/>
+            </w:pPr>
             <w:r/>
             <w:r>
               <w:rPr>
@@ -1148,6 +1910,9 @@
             <w:tcW w:type="dxa" w:w="5046"/>
           </w:tcPr>
           <w:p>
+            <w:pPr>
+              <w:spacing w:before="20" w:after="20"/>
+            </w:pPr>
             <w:r/>
             <w:r>
               <w:rPr>
@@ -1164,6 +1929,9 @@
             <w:tcW w:type="dxa" w:w="5046"/>
           </w:tcPr>
           <w:p>
+            <w:pPr>
+              <w:spacing w:before="20" w:after="20"/>
+            </w:pPr>
             <w:r/>
             <w:r>
               <w:rPr>
@@ -1176,11 +1944,17 @@
         </w:tc>
       </w:tr>
       <w:tr>
+        <w:trPr>
+          <w:cantSplit/>
+        </w:trPr>
         <w:tc>
           <w:tcPr>
             <w:tcW w:type="dxa" w:w="5046"/>
           </w:tcPr>
           <w:p>
+            <w:pPr>
+              <w:spacing w:before="20" w:after="20"/>
+            </w:pPr>
             <w:r/>
             <w:r>
               <w:rPr>
@@ -1197,6 +1971,9 @@
             <w:tcW w:type="dxa" w:w="5046"/>
           </w:tcPr>
           <w:p>
+            <w:pPr>
+              <w:spacing w:before="20" w:after="20"/>
+            </w:pPr>
             <w:r/>
             <w:r>
               <w:rPr>
@@ -1213,6 +1990,9 @@
             <w:tcW w:type="dxa" w:w="5046"/>
           </w:tcPr>
           <w:p>
+            <w:pPr>
+              <w:spacing w:before="20" w:after="20"/>
+            </w:pPr>
             <w:r/>
             <w:r>
               <w:rPr>
@@ -1225,11 +2005,17 @@
         </w:tc>
       </w:tr>
       <w:tr>
+        <w:trPr>
+          <w:cantSplit/>
+        </w:trPr>
         <w:tc>
           <w:tcPr>
             <w:tcW w:type="dxa" w:w="5046"/>
           </w:tcPr>
           <w:p>
+            <w:pPr>
+              <w:spacing w:before="20" w:after="20"/>
+            </w:pPr>
             <w:r/>
             <w:r>
               <w:rPr>
@@ -1246,6 +2032,9 @@
             <w:tcW w:type="dxa" w:w="5046"/>
           </w:tcPr>
           <w:p>
+            <w:pPr>
+              <w:spacing w:before="20" w:after="20"/>
+            </w:pPr>
             <w:r/>
             <w:r>
               <w:rPr>
@@ -1262,6 +2051,9 @@
             <w:tcW w:type="dxa" w:w="5046"/>
           </w:tcPr>
           <w:p>
+            <w:pPr>
+              <w:spacing w:before="20" w:after="20"/>
+            </w:pPr>
             <w:r/>
             <w:r>
               <w:rPr>
@@ -1274,11 +2066,17 @@
         </w:tc>
       </w:tr>
       <w:tr>
+        <w:trPr>
+          <w:cantSplit/>
+        </w:trPr>
         <w:tc>
           <w:tcPr>
             <w:tcW w:type="dxa" w:w="5046"/>
           </w:tcPr>
           <w:p>
+            <w:pPr>
+              <w:spacing w:before="20" w:after="20"/>
+            </w:pPr>
             <w:r/>
             <w:r>
               <w:rPr>
@@ -1295,6 +2093,9 @@
             <w:tcW w:type="dxa" w:w="5046"/>
           </w:tcPr>
           <w:p>
+            <w:pPr>
+              <w:spacing w:before="20" w:after="20"/>
+            </w:pPr>
             <w:r/>
             <w:r>
               <w:rPr>
@@ -1311,6 +2112,9 @@
             <w:tcW w:type="dxa" w:w="5046"/>
           </w:tcPr>
           <w:p>
+            <w:pPr>
+              <w:spacing w:before="20" w:after="20"/>
+            </w:pPr>
             <w:r/>
             <w:r>
               <w:rPr>
@@ -1323,11 +2127,17 @@
         </w:tc>
       </w:tr>
       <w:tr>
+        <w:trPr>
+          <w:cantSplit/>
+        </w:trPr>
         <w:tc>
           <w:tcPr>
             <w:tcW w:type="dxa" w:w="5046"/>
           </w:tcPr>
           <w:p>
+            <w:pPr>
+              <w:spacing w:before="20" w:after="20"/>
+            </w:pPr>
             <w:r/>
             <w:r>
               <w:rPr>
@@ -1344,6 +2154,9 @@
             <w:tcW w:type="dxa" w:w="5046"/>
           </w:tcPr>
           <w:p>
+            <w:pPr>
+              <w:spacing w:before="20" w:after="20"/>
+            </w:pPr>
             <w:r/>
             <w:r>
               <w:rPr>
@@ -1360,6 +2173,9 @@
             <w:tcW w:type="dxa" w:w="5046"/>
           </w:tcPr>
           <w:p>
+            <w:pPr>
+              <w:spacing w:before="20" w:after="20"/>
+            </w:pPr>
             <w:r/>
             <w:r>
               <w:rPr>
@@ -1372,11 +2188,17 @@
         </w:tc>
       </w:tr>
       <w:tr>
+        <w:trPr>
+          <w:cantSplit/>
+        </w:trPr>
         <w:tc>
           <w:tcPr>
             <w:tcW w:type="dxa" w:w="5046"/>
           </w:tcPr>
           <w:p>
+            <w:pPr>
+              <w:spacing w:before="20" w:after="20"/>
+            </w:pPr>
             <w:r/>
             <w:r>
               <w:rPr>
@@ -1393,6 +2215,9 @@
             <w:tcW w:type="dxa" w:w="5046"/>
           </w:tcPr>
           <w:p>
+            <w:pPr>
+              <w:spacing w:before="20" w:after="20"/>
+            </w:pPr>
             <w:r/>
             <w:r>
               <w:rPr>
@@ -1409,6 +2234,9 @@
             <w:tcW w:type="dxa" w:w="5046"/>
           </w:tcPr>
           <w:p>
+            <w:pPr>
+              <w:spacing w:before="20" w:after="20"/>
+            </w:pPr>
             <w:r/>
             <w:r>
               <w:rPr>

--- a/docx/ru/BUFRCREX_CodeFlag_ru_30.docx
+++ b/docx/ru/BUFRCREX_CodeFlag_ru_30.docx
@@ -13,516 +13,6 @@
           <w:sz w:val="22"/>
         </w:rPr>
         <w:t>Класс 30</w:t>
-      </w:r>
-    </w:p>
-    <w:p>
-      <w:r>
-        <w:rPr>
-          <w:rFonts w:ascii="Verdana" w:hAnsi="Verdana"/>
-          <w:i/>
-          <w:sz w:val="14"/>
-        </w:rPr>
-        <w:t>Note 2: «Ясно» или «сплошная облачность» кодируются соответственно цифрами 0 и 8.</w:t>
-      </w:r>
-    </w:p>
-    <w:p>
-      <w:r>
-        <w:rPr>
-          <w:rFonts w:ascii="Verdana" w:hAnsi="Verdana"/>
-          <w:i/>
-          <w:sz w:val="14"/>
-        </w:rPr>
-        <w:t>Note 5: (0 = хорошее; 1 = плохое)</w:t>
-      </w:r>
-    </w:p>
-    <w:p>
-      <w:r>
-        <w:rPr>
-          <w:rFonts w:ascii="Verdana" w:hAnsi="Verdana"/>
-          <w:i/>
-          <w:sz w:val="14"/>
-        </w:rPr>
-        <w:t>Note 6: (См. общую кодовую таблицу С-1 в части С/с.)</w:t>
-      </w:r>
-    </w:p>
-    <w:p>
-      <w:r>
-        <w:rPr>
-          <w:rFonts w:ascii="Verdana" w:hAnsi="Verdana"/>
-          <w:i/>
-          <w:sz w:val="14"/>
-        </w:rPr>
-        <w:t>Note 7: (См. общую кодовую таблицу С-2 в части С/с.)</w:t>
-      </w:r>
-    </w:p>
-    <w:p>
-      <w:r>
-        <w:rPr>
-          <w:rFonts w:ascii="Verdana" w:hAnsi="Verdana"/>
-          <w:i/>
-          <w:sz w:val="14"/>
-        </w:rPr>
-        <w:t>Note 8: (См. общую кодовую таблицу С-3)</w:t>
-      </w:r>
-    </w:p>
-    <w:p>
-      <w:r>
-        <w:rPr>
-          <w:rFonts w:ascii="Verdana" w:hAnsi="Verdana"/>
-          <w:i/>
-          <w:sz w:val="14"/>
-        </w:rPr>
-        <w:t>Note 9: (См. общую кодовую таблицу С-4)</w:t>
-      </w:r>
-    </w:p>
-    <w:p>
-      <w:r>
-        <w:rPr>
-          <w:rFonts w:ascii="Verdana" w:hAnsi="Verdana"/>
-          <w:i/>
-          <w:sz w:val="14"/>
-        </w:rPr>
-        <w:t>Note 10: (См. общую кодовую таблицу С-5 в части С/с.)</w:t>
-      </w:r>
-    </w:p>
-    <w:p>
-      <w:r>
-        <w:rPr>
-          <w:rFonts w:ascii="Verdana" w:hAnsi="Verdana"/>
-          <w:i/>
-          <w:sz w:val="14"/>
-        </w:rPr>
-        <w:t>Note 11: (См. общую кодовую таблицу С-7 в части С/с.)</w:t>
-      </w:r>
-    </w:p>
-    <w:p>
-      <w:r>
-        <w:rPr>
-          <w:rFonts w:ascii="Verdana" w:hAnsi="Verdana"/>
-          <w:i/>
-          <w:sz w:val="14"/>
-        </w:rPr>
-        <w:t>Note 12: (См. общую кодовую таблицу С-8 в части С/с.)</w:t>
-      </w:r>
-    </w:p>
-    <w:p>
-      <w:r>
-        <w:rPr>
-          <w:rFonts w:ascii="Verdana" w:hAnsi="Verdana"/>
-          <w:i/>
-          <w:sz w:val="14"/>
-        </w:rPr>
-        <w:t>Note 14: (Будет определено самими центрами — см. общую кодовую таблицу С-12 в части С/с.)</w:t>
-      </w:r>
-    </w:p>
-    <w:p>
-      <w:r>
-        <w:rPr>
-          <w:rFonts w:ascii="Verdana" w:hAnsi="Verdana"/>
-          <w:i/>
-          <w:sz w:val="14"/>
-        </w:rPr>
-        <w:t>Note 15: (Будут разработаны)</w:t>
-      </w:r>
-    </w:p>
-    <w:p>
-      <w:r>
-        <w:rPr>
-          <w:rFonts w:ascii="Verdana" w:hAnsi="Verdana"/>
-          <w:i/>
-          <w:sz w:val="14"/>
-        </w:rPr>
-        <w:t>Note 16: Последовательность двух или более пар координат местоположения, таких как широта и долгота, определяет линию или многоугольник. Точки следует соединять в соответствии с порядком, данным в сообщении. Любая описываемая зона будет расположена слева от проведенной границы в направлении, установленном порядком, данным в сообщении. Это определение применяется к простым непересекающимся многоугольникам, без пробелов.</w:t>
-      </w:r>
-    </w:p>
-    <w:p>
-      <w:r>
-        <w:rPr>
-          <w:rFonts w:ascii="Verdana" w:hAnsi="Verdana"/>
-          <w:i/>
-          <w:sz w:val="14"/>
-        </w:rPr>
-        <w:t>Note 17: Если все биты установлены на 0, это означает, что калибровка правильная.</w:t>
-      </w:r>
-    </w:p>
-    <w:p>
-      <w:r>
-        <w:rPr>
-          <w:rFonts w:ascii="Verdana" w:hAnsi="Verdana"/>
-          <w:i/>
-          <w:sz w:val="14"/>
-        </w:rPr>
-        <w:t>Note 18: Все статистические данные первого порядка выражены в единицах измерения, определенных первоначальными дескрипторами данных.</w:t>
-      </w:r>
-    </w:p>
-    <w:p>
-      <w:r>
-        <w:rPr>
-          <w:rFonts w:ascii="Verdana" w:hAnsi="Verdana"/>
-          <w:i/>
-          <w:sz w:val="14"/>
-        </w:rPr>
-        <w:t>Note 19: Значимость ассоциированного поля должна использоваться на первоначальном этапе совместно с качеством данных наблюдений.</w:t>
-      </w:r>
-    </w:p>
-    <w:p>
-      <w:r>
-        <w:rPr>
-          <w:rFonts w:ascii="Verdana" w:hAnsi="Verdana"/>
-          <w:i/>
-          <w:sz w:val="14"/>
-        </w:rPr>
-        <w:t>Note 21: Начиная с позиции первого бита (бит старшего разряда), при приведении бита к цифре 1 канал используется. Если бит приводится к нулю, канал не используется.</w:t>
-      </w:r>
-    </w:p>
-    <w:p>
-      <w:r>
-        <w:rPr>
-          <w:rFonts w:ascii="Verdana" w:hAnsi="Verdana"/>
-          <w:i/>
-          <w:sz w:val="14"/>
-        </w:rPr>
-        <w:t>Note 23: Битовые флаги показывают прибор и/или каналы, используемые при получении различных физических параметров. Если в какой-либо группе параметров все биты = 0, то для этого параметра или группы параметров не производилась обработка.</w:t>
-      </w:r>
-    </w:p>
-    <w:p>
-      <w:r>
-        <w:rPr>
-          <w:rFonts w:ascii="Verdana" w:hAnsi="Verdana"/>
-          <w:i/>
-          <w:sz w:val="14"/>
-        </w:rPr>
-        <w:t>Note 24: Биты 1-4 представляют код погрешности времени. В том случае, когда все биты установлены на 0, это означает, что время сканирования соответствует предсказанному времени.</w:t>
-      </w:r>
-    </w:p>
-    <w:p>
-      <w:r>
-        <w:rPr>
-          <w:rFonts w:ascii="Verdana" w:hAnsi="Verdana"/>
-          <w:i/>
-          <w:sz w:val="14"/>
-        </w:rPr>
-        <w:t>Note 25: Биты 11-17 представляют код погрешности географического местоположения. В том случае, когда все биты установлены на 0, это означает, что географическое местоположение является нормальным.</w:t>
-      </w:r>
-    </w:p>
-    <w:p>
-      <w:r>
-        <w:rPr>
-          <w:rFonts w:ascii="Verdana" w:hAnsi="Verdana"/>
-          <w:i/>
-          <w:sz w:val="14"/>
-        </w:rPr>
-        <w:t>Note 27: Биты 5-10 представляют код погрешности калибровки. В том случае, когда все биты установлены на 0, это означает, что калибровка нормальная. В том случае, когда тот или иной из битов 5, 7 и 10 установлен на 1, это означает, что были использованы вторичные коэффициенты калибровки.</w:t>
-      </w:r>
-    </w:p>
-    <w:p>
-      <w:r>
-        <w:rPr>
-          <w:rFonts w:ascii="Verdana" w:hAnsi="Verdana"/>
-          <w:i/>
-          <w:sz w:val="14"/>
-        </w:rPr>
-        <w:t>Note 32: Кодовые цифры 1-9: Продолжительность и время измерения течения (векторный или доплеровский метод получения профиля течения).</w:t>
-      </w:r>
-    </w:p>
-    <w:p>
-      <w:r>
-        <w:rPr>
-          <w:rFonts w:ascii="Verdana" w:hAnsi="Verdana"/>
-          <w:i/>
-          <w:sz w:val="14"/>
-        </w:rPr>
-        <w:t>Note 33: Кодовые цифры 11-19: Период измерения течения (дрейфовый метод).</w:t>
-      </w:r>
-    </w:p>
-    <w:p>
-      <w:r>
-        <w:rPr>
-          <w:rFonts w:ascii="Verdana" w:hAnsi="Verdana"/>
-          <w:i/>
-          <w:sz w:val="14"/>
-        </w:rPr>
-        <w:t>Note 34: Средняя часть данной кодовой таблицы (кодовые цифры 100-199) включает термины на нескольких уровнях, которые могут быть использованы для простых и более сложных автоматических станций.</w:t>
-      </w:r>
-    </w:p>
-    <w:p>
-      <w:r>
-        <w:rPr>
-          <w:rFonts w:ascii="Verdana" w:hAnsi="Verdana"/>
-          <w:i/>
-          <w:sz w:val="14"/>
-        </w:rPr>
-        <w:t>Note 35: Дескриптор 0 25 009 исключен. Вместо него следует использовать дескриптор 0 25 029.</w:t>
-      </w:r>
-    </w:p>
-    <w:p>
-      <w:r>
-        <w:rPr>
-          <w:rFonts w:ascii="Verdana" w:hAnsi="Verdana"/>
-          <w:i/>
-          <w:sz w:val="14"/>
-        </w:rPr>
-        <w:t>Note 36: Данные о разностях — это значения разности, размеры которых аналогичны размерам соответствующих сообщаемых значений в отношении единиц измерения, но пределы которых установлены на нуль (например: разность между сообщенными и анализированными значениями, разность между сообщенными и прогнозированными значениями и т. д.).</w:t>
-      </w:r>
-    </w:p>
-    <w:p>
-      <w:r>
-        <w:rPr>
-          <w:rFonts w:ascii="Verdana" w:hAnsi="Verdana"/>
-          <w:i/>
-          <w:sz w:val="14"/>
-        </w:rPr>
-        <w:t>Note 39: EPSG представляет собой набор данных по системам координат и ее преобразованиям, который изначально был создан и поддерживался Европейской группой нефтепоисковых исследований. В настоящее время он поддерживается подкомитетом по геодезии Комитета по геоматике Международной ассоциации производителей нефти и газа.</w:t>
-      </w:r>
-    </w:p>
-    <w:p>
-      <w:r>
-        <w:rPr>
-          <w:rFonts w:ascii="Verdana" w:hAnsi="Verdana"/>
-          <w:i/>
-          <w:sz w:val="14"/>
-        </w:rPr>
-        <w:t>Note 42: Могут быть разработаны дополнительные применения.</w:t>
-      </w:r>
-    </w:p>
-    <w:p>
-      <w:r>
-        <w:rPr>
-          <w:rFonts w:ascii="Verdana" w:hAnsi="Verdana"/>
-          <w:i/>
-          <w:sz w:val="14"/>
-        </w:rPr>
-        <w:t>Note 43: Общие термины обозначения погоды (например: туман, морось) предназначены для использования на автоматических станциях, которые могут определить тип погоды, но не дают никакой другой информации. Общие термины обозначаются в кодовой таблице большими буквами.</w:t>
-      </w:r>
-    </w:p>
-    <w:p>
-      <w:r>
-        <w:rPr>
-          <w:rFonts w:ascii="Verdana" w:hAnsi="Verdana"/>
-          <w:i/>
-          <w:sz w:val="14"/>
-        </w:rPr>
-        <w:t>Note 45: H = Время наблюдения.</w:t>
-      </w:r>
-    </w:p>
-    <w:p>
-      <w:r>
-        <w:rPr>
-          <w:rFonts w:ascii="Verdana" w:hAnsi="Verdana"/>
-          <w:i/>
-          <w:sz w:val="14"/>
-        </w:rPr>
-        <w:t>Note 49: Если бит установлен на 1, указание действительно.</w:t>
-      </w:r>
-    </w:p>
-    <w:p>
-      <w:r>
-        <w:rPr>
-          <w:rFonts w:ascii="Verdana" w:hAnsi="Verdana"/>
-          <w:i/>
-          <w:sz w:val="14"/>
-        </w:rPr>
-        <w:t>Note 50: Определения в кодовых цифрах 0-2 и 4 применяются для обнаженной репрезентативной поверхности почвы, а цифры 3, 5-9 и 10-19 — к открытому репрезентативному району.</w:t>
-      </w:r>
-    </w:p>
-    <w:p>
-      <w:r>
-        <w:rPr>
-          <w:rFonts w:ascii="Verdana" w:hAnsi="Verdana"/>
-          <w:i/>
-          <w:sz w:val="14"/>
-        </w:rPr>
-        <w:t>Note 52: В сводках с автоматических станций следует использовать кодовую цифру 2, когда тенденция является положительной; 7 — отрицательной и 4, когда давление является таким же, как и 3 часа назад.</w:t>
-      </w:r>
-    </w:p>
-    <w:p>
-      <w:r>
-        <w:rPr>
-          <w:rFonts w:ascii="Verdana" w:hAnsi="Verdana"/>
-          <w:i/>
-          <w:sz w:val="14"/>
-        </w:rPr>
-        <w:t>Note 53: В сводках от тропических станций, сообщающих суточные изменения, следует использовать кодовую цифру 2 при положительной тенденции; 7 — при отрицательной тенденции и 4 — в случае, если давление остается таким же, как и за предшествующие 24 часа.</w:t>
-      </w:r>
-    </w:p>
-    <w:p>
-      <w:r>
-        <w:rPr>
-          <w:rFonts w:ascii="Verdana" w:hAnsi="Verdana"/>
-          <w:i/>
-          <w:sz w:val="14"/>
-        </w:rPr>
-        <w:t>Note 54: В данной кодовой таблице всякий раз, когда упоминается лед, это также включает в себя другие твердые осадки, отличные от снега.</w:t>
-      </w:r>
-    </w:p>
-    <w:p>
-      <w:r>
-        <w:rPr>
-          <w:rFonts w:ascii="Verdana" w:hAnsi="Verdana"/>
-          <w:i/>
-          <w:sz w:val="14"/>
-        </w:rPr>
-        <w:t>Note 57: Смешанные осадки обозначаются путем установки на единицу битов всех наблюдаемых самостоятельных типов осадков.</w:t>
-      </w:r>
-    </w:p>
-    <w:p>
-      <w:r>
-        <w:rPr>
-          <w:rFonts w:ascii="Verdana" w:hAnsi="Verdana"/>
-          <w:i/>
-          <w:sz w:val="14"/>
-        </w:rPr>
-        <w:t>Note 59: Новые локальные названия шторма различной интенсивности следует добавлять в соответствии с необходимостью.</w:t>
-      </w:r>
-    </w:p>
-    <w:p>
-      <w:r>
-        <w:rPr>
-          <w:rFonts w:ascii="Verdana" w:hAnsi="Verdana"/>
-          <w:i/>
-          <w:sz w:val="14"/>
-        </w:rPr>
-        <w:t>Note 60: Ни одна из кодовых цифр не исключает добавления интерполированных уровней по усмотрению центра-поставщика</w:t>
-      </w:r>
-    </w:p>
-    <w:p>
-      <w:r>
-        <w:rPr>
-          <w:rFonts w:ascii="Verdana" w:hAnsi="Verdana"/>
-          <w:i/>
-          <w:sz w:val="14"/>
-        </w:rPr>
-        <w:t>Note 63: Явление, указанное в данной таблице флагов, означает любое явление, включая осадки и явления, ухудшающие видимость.</w:t>
-      </w:r>
-    </w:p>
-    <w:p>
-      <w:r>
-        <w:rPr>
-          <w:rFonts w:ascii="Verdana" w:hAnsi="Verdana"/>
-          <w:i/>
-          <w:sz w:val="14"/>
-        </w:rPr>
-        <w:t>Note 75: Определения в кодовых цифрах 0-2 и 4 применяются для обнаженной репрезентативной поверхности почвы, а цифры 3, 5-9 и 10-19 — к открытому репрезентативному району.</w:t>
-      </w:r>
-    </w:p>
-    <w:p>
-      <w:r>
-        <w:rPr>
-          <w:rFonts w:ascii="Verdana" w:hAnsi="Verdana"/>
-          <w:i/>
-          <w:sz w:val="14"/>
-        </w:rPr>
-        <w:t>Note 76: Эти величины относятся к хорошо сформированному ветровому волнению в открытом море. В то время как предпочтение следует отдавать описательным терминам, значения этих высот могут использоваться наблюдателем как руководство при передаче состояния поверхности моря, которое возникает в результате различных факторов, таких, как ветер, зыбь, течения, угол между направлением ветра и зыби и т. д.</w:t>
-      </w:r>
-    </w:p>
-    <w:p>
-      <w:r>
-        <w:rPr>
-          <w:rFonts w:ascii="Verdana" w:hAnsi="Verdana"/>
-          <w:i/>
-          <w:sz w:val="14"/>
-        </w:rPr>
-        <w:t>Note 78: Первые три цифры представляют собой код страны ИСО.</w:t>
-      </w:r>
-    </w:p>
-    <w:p>
-      <w:r>
-        <w:rPr>
-          <w:rFonts w:ascii="Verdana" w:hAnsi="Verdana"/>
-          <w:i/>
-          <w:sz w:val="14"/>
-        </w:rPr>
-        <w:t>Note 79: Последняя колонка в таблице содержит соответствующий номер регистрации Химической реферативной службы (CAS) Американского химического общества.</w:t>
-      </w:r>
-    </w:p>
-    <w:p>
-      <w:r>
-        <w:rPr>
-          <w:rFonts w:ascii="Verdana" w:hAnsi="Verdana"/>
-          <w:i/>
-          <w:sz w:val="14"/>
-        </w:rPr>
-        <w:t>Note 80: Средняя часть данной кодовой таблицы (кодовые цифры 100-199) включает термины на нескольких уровнях, которые могут быть использованы для простых и более сложных автоматических станций.</w:t>
-      </w:r>
-    </w:p>
-    <w:p>
-      <w:r>
-        <w:rPr>
-          <w:rFonts w:ascii="Verdana" w:hAnsi="Verdana"/>
-          <w:i/>
-          <w:sz w:val="14"/>
-        </w:rPr>
-        <w:t>Note 81: Номинальный диапазон влажности поверхности почвы — от 0 % до 100 %. В крайних случаях экстраполированное обратное рассеяние при угле наклона в 40 градусов может превышать исходный показатель для влажного обратного рассеяния. В этих случаях значение, полученное в результате процесса измерения влажности поверхности почвы, будет менее 0 % или более 100 %, соответственно.</w:t>
-      </w:r>
-    </w:p>
-    <w:p>
-      <w:r>
-        <w:rPr>
-          <w:rFonts w:ascii="Verdana" w:hAnsi="Verdana"/>
-          <w:i/>
-          <w:sz w:val="14"/>
-        </w:rPr>
-        <w:t>Note 84: Эти величины относятся к хорошо сформированному ветровому волнению в открытом море. В то время как предпочтение следует отдавать описательным терминам, значения этих высот могут использоваться наблюдателем как руководство при передаче состояния поверхности моря, которое возникает в результате различных факторов, таких, как ветер, зыбь, течения, угол между направлением ветра и зыби и т. д.</w:t>
-      </w:r>
-    </w:p>
-    <w:p>
-      <w:r>
-        <w:rPr>
-          <w:rFonts w:ascii="Verdana" w:hAnsi="Verdana"/>
-          <w:i/>
-          <w:sz w:val="14"/>
-        </w:rPr>
-        <w:t>Note 85: Данный дескриптор будет связан с данными по видимости или высоте облаков для указания того, что значение является граничным. Если передаваемое значение является истинным, то кодовая цифра равна нулю. Однако измерение может попасть в предел измерительной способности прибора. Если передаваемое значение больше, чем истинное значение, то кодовая цифра будет равна 1, если передаваемое значение меньше истинного значения, то кодовая цифра будет равна 2.</w:t>
-      </w:r>
-    </w:p>
-    <w:p>
-      <w:r>
-        <w:rPr>
-          <w:rFonts w:ascii="Verdana" w:hAnsi="Verdana"/>
-          <w:i/>
-          <w:sz w:val="14"/>
-        </w:rPr>
-        <w:t>Note 88: Значимость времени должна быть квалифицирована соответствующими периодами времени, которые следует указывать.</w:t>
-      </w:r>
-    </w:p>
-    <w:p>
-      <w:r>
-        <w:rPr>
-          <w:rFonts w:ascii="Verdana" w:hAnsi="Verdana"/>
-          <w:i/>
-          <w:sz w:val="14"/>
-        </w:rPr>
-        <w:t>Note 90: Тип прибора и единицы начальных измерений для измерения ветра (в м с-1 за исключением отдельных указаний).</w:t>
-      </w:r>
-    </w:p>
-    <w:p>
-      <w:r>
-        <w:rPr>
-          <w:rFonts w:ascii="Verdana" w:hAnsi="Verdana"/>
-          <w:i/>
-          <w:sz w:val="14"/>
-        </w:rPr>
-        <w:t>Note 94: Там, где первоначальный метод передачи указывается кодовой цифрой 1, в целях получения достоверных значений данных, соответствующих дескриптору 0 01 012, рекомендуется следующее преобразование: Передаваемое значение Значение данных 0 0 1 45 2 90 3 135 4 180 5 225 6 270 7 315 8 360 9 511</w:t>
-      </w:r>
-    </w:p>
-    <w:p>
-      <w:r>
-        <w:rPr>
-          <w:rFonts w:ascii="Verdana" w:hAnsi="Verdana"/>
-          <w:i/>
-          <w:sz w:val="14"/>
-        </w:rPr>
-        <w:t>Note 95: Там, где первоначальный метод передачи указывается кодовой цифрой 1, в целях получения точных значений данных, соответствующих дескриптору 0 01 013, рекомендуется следующее преобразование: Передаваемое значение Значение данных 0 0 1 1 2 4 3 7 4 9 5 12 6 14 7 17 8 19 9 21 / 1023</w:t>
-      </w:r>
-    </w:p>
-    <w:p>
-      <w:r>
-        <w:rPr>
-          <w:rFonts w:ascii="Verdana" w:hAnsi="Verdana"/>
-          <w:i/>
-          <w:sz w:val="14"/>
-        </w:rPr>
-        <w:t>Note 22: Битовые флаги показывают элементы, включенные при обработке данных зондирования.</w:t>
       </w:r>
     </w:p>
     <w:p>
@@ -2250,6 +1740,517 @@
       </w:tr>
     </w:tbl>
     <w:p/>
+    <w:p/>
+    <w:p>
+      <w:r>
+        <w:rPr>
+          <w:rFonts w:ascii="Verdana" w:hAnsi="Verdana"/>
+          <w:i/>
+          <w:sz w:val="14"/>
+        </w:rPr>
+        <w:t>Note 2: «Ясно» или «сплошная облачность» кодируются соответственно цифрами 0 и 8.</w:t>
+      </w:r>
+    </w:p>
+    <w:p>
+      <w:r>
+        <w:rPr>
+          <w:rFonts w:ascii="Verdana" w:hAnsi="Verdana"/>
+          <w:i/>
+          <w:sz w:val="14"/>
+        </w:rPr>
+        <w:t>Note 5: (0 = хорошее; 1 = плохое)</w:t>
+      </w:r>
+    </w:p>
+    <w:p>
+      <w:r>
+        <w:rPr>
+          <w:rFonts w:ascii="Verdana" w:hAnsi="Verdana"/>
+          <w:i/>
+          <w:sz w:val="14"/>
+        </w:rPr>
+        <w:t>Note 6: (См. общую кодовую таблицу С-1 в части С/с.)</w:t>
+      </w:r>
+    </w:p>
+    <w:p>
+      <w:r>
+        <w:rPr>
+          <w:rFonts w:ascii="Verdana" w:hAnsi="Verdana"/>
+          <w:i/>
+          <w:sz w:val="14"/>
+        </w:rPr>
+        <w:t>Note 7: (См. общую кодовую таблицу С-2 в части С/с.)</w:t>
+      </w:r>
+    </w:p>
+    <w:p>
+      <w:r>
+        <w:rPr>
+          <w:rFonts w:ascii="Verdana" w:hAnsi="Verdana"/>
+          <w:i/>
+          <w:sz w:val="14"/>
+        </w:rPr>
+        <w:t>Note 8: (См. общую кодовую таблицу С-3)</w:t>
+      </w:r>
+    </w:p>
+    <w:p>
+      <w:r>
+        <w:rPr>
+          <w:rFonts w:ascii="Verdana" w:hAnsi="Verdana"/>
+          <w:i/>
+          <w:sz w:val="14"/>
+        </w:rPr>
+        <w:t>Note 9: (См. общую кодовую таблицу С-4)</w:t>
+      </w:r>
+    </w:p>
+    <w:p>
+      <w:r>
+        <w:rPr>
+          <w:rFonts w:ascii="Verdana" w:hAnsi="Verdana"/>
+          <w:i/>
+          <w:sz w:val="14"/>
+        </w:rPr>
+        <w:t>Note 10: (См. общую кодовую таблицу С-5 в части С/с.)</w:t>
+      </w:r>
+    </w:p>
+    <w:p>
+      <w:r>
+        <w:rPr>
+          <w:rFonts w:ascii="Verdana" w:hAnsi="Verdana"/>
+          <w:i/>
+          <w:sz w:val="14"/>
+        </w:rPr>
+        <w:t>Note 11: (См. общую кодовую таблицу С-7 в части С/с.)</w:t>
+      </w:r>
+    </w:p>
+    <w:p>
+      <w:r>
+        <w:rPr>
+          <w:rFonts w:ascii="Verdana" w:hAnsi="Verdana"/>
+          <w:i/>
+          <w:sz w:val="14"/>
+        </w:rPr>
+        <w:t>Note 12: (См. общую кодовую таблицу С-8 в части С/с.)</w:t>
+      </w:r>
+    </w:p>
+    <w:p>
+      <w:r>
+        <w:rPr>
+          <w:rFonts w:ascii="Verdana" w:hAnsi="Verdana"/>
+          <w:i/>
+          <w:sz w:val="14"/>
+        </w:rPr>
+        <w:t>Note 14: (Будет определено самими центрами — см. общую кодовую таблицу С-12 в части С/с.)</w:t>
+      </w:r>
+    </w:p>
+    <w:p>
+      <w:r>
+        <w:rPr>
+          <w:rFonts w:ascii="Verdana" w:hAnsi="Verdana"/>
+          <w:i/>
+          <w:sz w:val="14"/>
+        </w:rPr>
+        <w:t>Note 15: (Будут разработаны)</w:t>
+      </w:r>
+    </w:p>
+    <w:p>
+      <w:r>
+        <w:rPr>
+          <w:rFonts w:ascii="Verdana" w:hAnsi="Verdana"/>
+          <w:i/>
+          <w:sz w:val="14"/>
+        </w:rPr>
+        <w:t>Note 16: Последовательность двух или более пар координат местоположения, таких как широта и долгота, определяет линию или многоугольник. Точки следует соединять в соответствии с порядком, данным в сообщении. Любая описываемая зона будет расположена слева от проведенной границы в направлении, установленном порядком, данным в сообщении. Это определение применяется к простым непересекающимся многоугольникам, без пробелов.</w:t>
+      </w:r>
+    </w:p>
+    <w:p>
+      <w:r>
+        <w:rPr>
+          <w:rFonts w:ascii="Verdana" w:hAnsi="Verdana"/>
+          <w:i/>
+          <w:sz w:val="14"/>
+        </w:rPr>
+        <w:t>Note 17: Если все биты установлены на 0, это означает, что калибровка правильная.</w:t>
+      </w:r>
+    </w:p>
+    <w:p>
+      <w:r>
+        <w:rPr>
+          <w:rFonts w:ascii="Verdana" w:hAnsi="Verdana"/>
+          <w:i/>
+          <w:sz w:val="14"/>
+        </w:rPr>
+        <w:t>Note 18: Все статистические данные первого порядка выражены в единицах измерения, определенных первоначальными дескрипторами данных.</w:t>
+      </w:r>
+    </w:p>
+    <w:p>
+      <w:r>
+        <w:rPr>
+          <w:rFonts w:ascii="Verdana" w:hAnsi="Verdana"/>
+          <w:i/>
+          <w:sz w:val="14"/>
+        </w:rPr>
+        <w:t>Note 19: Значимость ассоциированного поля должна использоваться на первоначальном этапе совместно с качеством данных наблюдений.</w:t>
+      </w:r>
+    </w:p>
+    <w:p>
+      <w:r>
+        <w:rPr>
+          <w:rFonts w:ascii="Verdana" w:hAnsi="Verdana"/>
+          <w:i/>
+          <w:sz w:val="14"/>
+        </w:rPr>
+        <w:t>Note 21: Начиная с позиции первого бита (бит старшего разряда), при приведении бита к цифре 1 канал используется. Если бит приводится к нулю, канал не используется.</w:t>
+      </w:r>
+    </w:p>
+    <w:p>
+      <w:r>
+        <w:rPr>
+          <w:rFonts w:ascii="Verdana" w:hAnsi="Verdana"/>
+          <w:i/>
+          <w:sz w:val="14"/>
+        </w:rPr>
+        <w:t>Note 23: Битовые флаги показывают прибор и/или каналы, используемые при получении различных физических параметров. Если в какой-либо группе параметров все биты = 0, то для этого параметра или группы параметров не производилась обработка.</w:t>
+      </w:r>
+    </w:p>
+    <w:p>
+      <w:r>
+        <w:rPr>
+          <w:rFonts w:ascii="Verdana" w:hAnsi="Verdana"/>
+          <w:i/>
+          <w:sz w:val="14"/>
+        </w:rPr>
+        <w:t>Note 24: Биты 1-4 представляют код погрешности времени. В том случае, когда все биты установлены на 0, это означает, что время сканирования соответствует предсказанному времени.</w:t>
+      </w:r>
+    </w:p>
+    <w:p>
+      <w:r>
+        <w:rPr>
+          <w:rFonts w:ascii="Verdana" w:hAnsi="Verdana"/>
+          <w:i/>
+          <w:sz w:val="14"/>
+        </w:rPr>
+        <w:t>Note 25: Биты 11-17 представляют код погрешности географического местоположения. В том случае, когда все биты установлены на 0, это означает, что географическое местоположение является нормальным.</w:t>
+      </w:r>
+    </w:p>
+    <w:p>
+      <w:r>
+        <w:rPr>
+          <w:rFonts w:ascii="Verdana" w:hAnsi="Verdana"/>
+          <w:i/>
+          <w:sz w:val="14"/>
+        </w:rPr>
+        <w:t>Note 27: Биты 5-10 представляют код погрешности калибровки. В том случае, когда все биты установлены на 0, это означает, что калибровка нормальная. В том случае, когда тот или иной из битов 5, 7 и 10 установлен на 1, это означает, что были использованы вторичные коэффициенты калибровки.</w:t>
+      </w:r>
+    </w:p>
+    <w:p>
+      <w:r>
+        <w:rPr>
+          <w:rFonts w:ascii="Verdana" w:hAnsi="Verdana"/>
+          <w:i/>
+          <w:sz w:val="14"/>
+        </w:rPr>
+        <w:t>Note 32: Кодовые цифры 1-9: Продолжительность и время измерения течения (векторный или доплеровский метод получения профиля течения).</w:t>
+      </w:r>
+    </w:p>
+    <w:p>
+      <w:r>
+        <w:rPr>
+          <w:rFonts w:ascii="Verdana" w:hAnsi="Verdana"/>
+          <w:i/>
+          <w:sz w:val="14"/>
+        </w:rPr>
+        <w:t>Note 33: Кодовые цифры 11-19: Период измерения течения (дрейфовый метод).</w:t>
+      </w:r>
+    </w:p>
+    <w:p>
+      <w:r>
+        <w:rPr>
+          <w:rFonts w:ascii="Verdana" w:hAnsi="Verdana"/>
+          <w:i/>
+          <w:sz w:val="14"/>
+        </w:rPr>
+        <w:t>Note 34: Средняя часть данной кодовой таблицы (кодовые цифры 100-199) включает термины на нескольких уровнях, которые могут быть использованы для простых и более сложных автоматических станций.</w:t>
+      </w:r>
+    </w:p>
+    <w:p>
+      <w:r>
+        <w:rPr>
+          <w:rFonts w:ascii="Verdana" w:hAnsi="Verdana"/>
+          <w:i/>
+          <w:sz w:val="14"/>
+        </w:rPr>
+        <w:t>Note 35: Дескриптор 0 25 009 исключен. Вместо него следует использовать дескриптор 0 25 029.</w:t>
+      </w:r>
+    </w:p>
+    <w:p>
+      <w:r>
+        <w:rPr>
+          <w:rFonts w:ascii="Verdana" w:hAnsi="Verdana"/>
+          <w:i/>
+          <w:sz w:val="14"/>
+        </w:rPr>
+        <w:t>Note 36: Данные о разностях — это значения разности, размеры которых аналогичны размерам соответствующих сообщаемых значений в отношении единиц измерения, но пределы которых установлены на нуль (например: разность между сообщенными и анализированными значениями, разность между сообщенными и прогнозированными значениями и т. д.).</w:t>
+      </w:r>
+    </w:p>
+    <w:p>
+      <w:r>
+        <w:rPr>
+          <w:rFonts w:ascii="Verdana" w:hAnsi="Verdana"/>
+          <w:i/>
+          <w:sz w:val="14"/>
+        </w:rPr>
+        <w:t>Note 39: EPSG представляет собой набор данных по системам координат и ее преобразованиям, который изначально был создан и поддерживался Европейской группой нефтепоисковых исследований. В настоящее время он поддерживается подкомитетом по геодезии Комитета по геоматике Международной ассоциации производителей нефти и газа.</w:t>
+      </w:r>
+    </w:p>
+    <w:p>
+      <w:r>
+        <w:rPr>
+          <w:rFonts w:ascii="Verdana" w:hAnsi="Verdana"/>
+          <w:i/>
+          <w:sz w:val="14"/>
+        </w:rPr>
+        <w:t>Note 42: Могут быть разработаны дополнительные применения.</w:t>
+      </w:r>
+    </w:p>
+    <w:p>
+      <w:r>
+        <w:rPr>
+          <w:rFonts w:ascii="Verdana" w:hAnsi="Verdana"/>
+          <w:i/>
+          <w:sz w:val="14"/>
+        </w:rPr>
+        <w:t>Note 43: Общие термины обозначения погоды (например: туман, морось) предназначены для использования на автоматических станциях, которые могут определить тип погоды, но не дают никакой другой информации. Общие термины обозначаются в кодовой таблице большими буквами.</w:t>
+      </w:r>
+    </w:p>
+    <w:p>
+      <w:r>
+        <w:rPr>
+          <w:rFonts w:ascii="Verdana" w:hAnsi="Verdana"/>
+          <w:i/>
+          <w:sz w:val="14"/>
+        </w:rPr>
+        <w:t>Note 45: H = Время наблюдения.</w:t>
+      </w:r>
+    </w:p>
+    <w:p>
+      <w:r>
+        <w:rPr>
+          <w:rFonts w:ascii="Verdana" w:hAnsi="Verdana"/>
+          <w:i/>
+          <w:sz w:val="14"/>
+        </w:rPr>
+        <w:t>Note 49: Если бит установлен на 1, указание действительно.</w:t>
+      </w:r>
+    </w:p>
+    <w:p>
+      <w:r>
+        <w:rPr>
+          <w:rFonts w:ascii="Verdana" w:hAnsi="Verdana"/>
+          <w:i/>
+          <w:sz w:val="14"/>
+        </w:rPr>
+        <w:t>Note 50: Определения в кодовых цифрах 0-2 и 4 применяются для обнаженной репрезентативной поверхности почвы, а цифры 3, 5-9 и 10-19 — к открытому репрезентативному району.</w:t>
+      </w:r>
+    </w:p>
+    <w:p>
+      <w:r>
+        <w:rPr>
+          <w:rFonts w:ascii="Verdana" w:hAnsi="Verdana"/>
+          <w:i/>
+          <w:sz w:val="14"/>
+        </w:rPr>
+        <w:t>Note 52: В сводках с автоматических станций следует использовать кодовую цифру 2, когда тенденция является положительной; 7 — отрицательной и 4, когда давление является таким же, как и 3 часа назад.</w:t>
+      </w:r>
+    </w:p>
+    <w:p>
+      <w:r>
+        <w:rPr>
+          <w:rFonts w:ascii="Verdana" w:hAnsi="Verdana"/>
+          <w:i/>
+          <w:sz w:val="14"/>
+        </w:rPr>
+        <w:t>Note 53: В сводках от тропических станций, сообщающих суточные изменения, следует использовать кодовую цифру 2 при положительной тенденции; 7 — при отрицательной тенденции и 4 — в случае, если давление остается таким же, как и за предшествующие 24 часа.</w:t>
+      </w:r>
+    </w:p>
+    <w:p>
+      <w:r>
+        <w:rPr>
+          <w:rFonts w:ascii="Verdana" w:hAnsi="Verdana"/>
+          <w:i/>
+          <w:sz w:val="14"/>
+        </w:rPr>
+        <w:t>Note 54: В данной кодовой таблице всякий раз, когда упоминается лед, это также включает в себя другие твердые осадки, отличные от снега.</w:t>
+      </w:r>
+    </w:p>
+    <w:p>
+      <w:r>
+        <w:rPr>
+          <w:rFonts w:ascii="Verdana" w:hAnsi="Verdana"/>
+          <w:i/>
+          <w:sz w:val="14"/>
+        </w:rPr>
+        <w:t>Note 57: Смешанные осадки обозначаются путем установки на единицу битов всех наблюдаемых самостоятельных типов осадков.</w:t>
+      </w:r>
+    </w:p>
+    <w:p>
+      <w:r>
+        <w:rPr>
+          <w:rFonts w:ascii="Verdana" w:hAnsi="Verdana"/>
+          <w:i/>
+          <w:sz w:val="14"/>
+        </w:rPr>
+        <w:t>Note 59: Новые локальные названия шторма различной интенсивности следует добавлять в соответствии с необходимостью.</w:t>
+      </w:r>
+    </w:p>
+    <w:p>
+      <w:r>
+        <w:rPr>
+          <w:rFonts w:ascii="Verdana" w:hAnsi="Verdana"/>
+          <w:i/>
+          <w:sz w:val="14"/>
+        </w:rPr>
+        <w:t>Note 60: Ни одна из кодовых цифр не исключает добавления интерполированных уровней по усмотрению центра-поставщика</w:t>
+      </w:r>
+    </w:p>
+    <w:p>
+      <w:r>
+        <w:rPr>
+          <w:rFonts w:ascii="Verdana" w:hAnsi="Verdana"/>
+          <w:i/>
+          <w:sz w:val="14"/>
+        </w:rPr>
+        <w:t>Note 63: Явление, указанное в данной таблице флагов, означает любое явление, включая осадки и явления, ухудшающие видимость.</w:t>
+      </w:r>
+    </w:p>
+    <w:p>
+      <w:r>
+        <w:rPr>
+          <w:rFonts w:ascii="Verdana" w:hAnsi="Verdana"/>
+          <w:i/>
+          <w:sz w:val="14"/>
+        </w:rPr>
+        <w:t>Note 75: Определения в кодовых цифрах 0-2 и 4 применяются для обнаженной репрезентативной поверхности почвы, а цифры 3, 5-9 и 10-19 — к открытому репрезентативному району.</w:t>
+      </w:r>
+    </w:p>
+    <w:p>
+      <w:r>
+        <w:rPr>
+          <w:rFonts w:ascii="Verdana" w:hAnsi="Verdana"/>
+          <w:i/>
+          <w:sz w:val="14"/>
+        </w:rPr>
+        <w:t>Note 76: Эти величины относятся к хорошо сформированному ветровому волнению в открытом море. В то время как предпочтение следует отдавать описательным терминам, значения этих высот могут использоваться наблюдателем как руководство при передаче состояния поверхности моря, которое возникает в результате различных факторов, таких, как ветер, зыбь, течения, угол между направлением ветра и зыби и т. д.</w:t>
+      </w:r>
+    </w:p>
+    <w:p>
+      <w:r>
+        <w:rPr>
+          <w:rFonts w:ascii="Verdana" w:hAnsi="Verdana"/>
+          <w:i/>
+          <w:sz w:val="14"/>
+        </w:rPr>
+        <w:t>Note 78: Первые три цифры представляют собой код страны ИСО.</w:t>
+      </w:r>
+    </w:p>
+    <w:p>
+      <w:r>
+        <w:rPr>
+          <w:rFonts w:ascii="Verdana" w:hAnsi="Verdana"/>
+          <w:i/>
+          <w:sz w:val="14"/>
+        </w:rPr>
+        <w:t>Note 79: Последняя колонка в таблице содержит соответствующий номер регистрации Химической реферативной службы (CAS) Американского химического общества.</w:t>
+      </w:r>
+    </w:p>
+    <w:p>
+      <w:r>
+        <w:rPr>
+          <w:rFonts w:ascii="Verdana" w:hAnsi="Verdana"/>
+          <w:i/>
+          <w:sz w:val="14"/>
+        </w:rPr>
+        <w:t>Note 80: Средняя часть данной кодовой таблицы (кодовые цифры 100-199) включает термины на нескольких уровнях, которые могут быть использованы для простых и более сложных автоматических станций.</w:t>
+      </w:r>
+    </w:p>
+    <w:p>
+      <w:r>
+        <w:rPr>
+          <w:rFonts w:ascii="Verdana" w:hAnsi="Verdana"/>
+          <w:i/>
+          <w:sz w:val="14"/>
+        </w:rPr>
+        <w:t>Note 81: Номинальный диапазон влажности поверхности почвы — от 0 % до 100 %. В крайних случаях экстраполированное обратное рассеяние при угле наклона в 40 градусов может превышать исходный показатель для влажного обратного рассеяния. В этих случаях значение, полученное в результате процесса измерения влажности поверхности почвы, будет менее 0 % или более 100 %, соответственно.</w:t>
+      </w:r>
+    </w:p>
+    <w:p>
+      <w:r>
+        <w:rPr>
+          <w:rFonts w:ascii="Verdana" w:hAnsi="Verdana"/>
+          <w:i/>
+          <w:sz w:val="14"/>
+        </w:rPr>
+        <w:t>Note 84: Эти величины относятся к хорошо сформированному ветровому волнению в открытом море. В то время как предпочтение следует отдавать описательным терминам, значения этих высот могут использоваться наблюдателем как руководство при передаче состояния поверхности моря, которое возникает в результате различных факторов, таких, как ветер, зыбь, течения, угол между направлением ветра и зыби и т. д.</w:t>
+      </w:r>
+    </w:p>
+    <w:p>
+      <w:r>
+        <w:rPr>
+          <w:rFonts w:ascii="Verdana" w:hAnsi="Verdana"/>
+          <w:i/>
+          <w:sz w:val="14"/>
+        </w:rPr>
+        <w:t>Note 85: Данный дескриптор будет связан с данными по видимости или высоте облаков для указания того, что значение является граничным. Если передаваемое значение является истинным, то кодовая цифра равна нулю. Однако измерение может попасть в предел измерительной способности прибора. Если передаваемое значение больше, чем истинное значение, то кодовая цифра будет равна 1, если передаваемое значение меньше истинного значения, то кодовая цифра будет равна 2.</w:t>
+      </w:r>
+    </w:p>
+    <w:p>
+      <w:r>
+        <w:rPr>
+          <w:rFonts w:ascii="Verdana" w:hAnsi="Verdana"/>
+          <w:i/>
+          <w:sz w:val="14"/>
+        </w:rPr>
+        <w:t>Note 88: Значимость времени должна быть квалифицирована соответствующими периодами времени, которые следует указывать.</w:t>
+      </w:r>
+    </w:p>
+    <w:p>
+      <w:r>
+        <w:rPr>
+          <w:rFonts w:ascii="Verdana" w:hAnsi="Verdana"/>
+          <w:i/>
+          <w:sz w:val="14"/>
+        </w:rPr>
+        <w:t>Note 90: Тип прибора и единицы начальных измерений для измерения ветра (в м с-1 за исключением отдельных указаний).</w:t>
+      </w:r>
+    </w:p>
+    <w:p>
+      <w:r>
+        <w:rPr>
+          <w:rFonts w:ascii="Verdana" w:hAnsi="Verdana"/>
+          <w:i/>
+          <w:sz w:val="14"/>
+        </w:rPr>
+        <w:t>Note 94: Там, где первоначальный метод передачи указывается кодовой цифрой 1, в целях получения достоверных значений данных, соответствующих дескриптору 0 01 012, рекомендуется следующее преобразование: Передаваемое значение Значение данных 0 0 1 45 2 90 3 135 4 180 5 225 6 270 7 315 8 360 9 511</w:t>
+      </w:r>
+    </w:p>
+    <w:p>
+      <w:r>
+        <w:rPr>
+          <w:rFonts w:ascii="Verdana" w:hAnsi="Verdana"/>
+          <w:i/>
+          <w:sz w:val="14"/>
+        </w:rPr>
+        <w:t>Note 95: Там, где первоначальный метод передачи указывается кодовой цифрой 1, в целях получения точных значений данных, соответствующих дескриптору 0 01 013, рекомендуется следующее преобразование: Передаваемое значение Значение данных 0 0 1 1 2 4 3 7 4 9 5 12 6 14 7 17 8 19 9 21 / 1023</w:t>
+      </w:r>
+    </w:p>
+    <w:p>
+      <w:r>
+        <w:rPr>
+          <w:rFonts w:ascii="Verdana" w:hAnsi="Verdana"/>
+          <w:i/>
+          <w:sz w:val="14"/>
+        </w:rPr>
+        <w:t>Note 22: Битовые флаги показывают элементы, включенные при обработке данных зондирования.</w:t>
+      </w:r>
+    </w:p>
     <w:sectPr>
       <w:pgSz w:w="16838" w:h="11906" w:orient="landscape"/>
       <w:pgMar w:top="850" w:right="850" w:bottom="850" w:left="850" w:header="720" w:footer="720" w:gutter="0"/>

--- a/docx/ru/BUFRCREX_CodeFlag_ru_30.docx
+++ b/docx/ru/BUFRCREX_CodeFlag_ru_30.docx
@@ -1740,517 +1740,6 @@
       </w:tr>
     </w:tbl>
     <w:p/>
-    <w:p/>
-    <w:p>
-      <w:r>
-        <w:rPr>
-          <w:rFonts w:ascii="Verdana" w:hAnsi="Verdana"/>
-          <w:i/>
-          <w:sz w:val="14"/>
-        </w:rPr>
-        <w:t>Note 2: «Ясно» или «сплошная облачность» кодируются соответственно цифрами 0 и 8.</w:t>
-      </w:r>
-    </w:p>
-    <w:p>
-      <w:r>
-        <w:rPr>
-          <w:rFonts w:ascii="Verdana" w:hAnsi="Verdana"/>
-          <w:i/>
-          <w:sz w:val="14"/>
-        </w:rPr>
-        <w:t>Note 5: (0 = хорошее; 1 = плохое)</w:t>
-      </w:r>
-    </w:p>
-    <w:p>
-      <w:r>
-        <w:rPr>
-          <w:rFonts w:ascii="Verdana" w:hAnsi="Verdana"/>
-          <w:i/>
-          <w:sz w:val="14"/>
-        </w:rPr>
-        <w:t>Note 6: (См. общую кодовую таблицу С-1 в части С/с.)</w:t>
-      </w:r>
-    </w:p>
-    <w:p>
-      <w:r>
-        <w:rPr>
-          <w:rFonts w:ascii="Verdana" w:hAnsi="Verdana"/>
-          <w:i/>
-          <w:sz w:val="14"/>
-        </w:rPr>
-        <w:t>Note 7: (См. общую кодовую таблицу С-2 в части С/с.)</w:t>
-      </w:r>
-    </w:p>
-    <w:p>
-      <w:r>
-        <w:rPr>
-          <w:rFonts w:ascii="Verdana" w:hAnsi="Verdana"/>
-          <w:i/>
-          <w:sz w:val="14"/>
-        </w:rPr>
-        <w:t>Note 8: (См. общую кодовую таблицу С-3)</w:t>
-      </w:r>
-    </w:p>
-    <w:p>
-      <w:r>
-        <w:rPr>
-          <w:rFonts w:ascii="Verdana" w:hAnsi="Verdana"/>
-          <w:i/>
-          <w:sz w:val="14"/>
-        </w:rPr>
-        <w:t>Note 9: (См. общую кодовую таблицу С-4)</w:t>
-      </w:r>
-    </w:p>
-    <w:p>
-      <w:r>
-        <w:rPr>
-          <w:rFonts w:ascii="Verdana" w:hAnsi="Verdana"/>
-          <w:i/>
-          <w:sz w:val="14"/>
-        </w:rPr>
-        <w:t>Note 10: (См. общую кодовую таблицу С-5 в части С/с.)</w:t>
-      </w:r>
-    </w:p>
-    <w:p>
-      <w:r>
-        <w:rPr>
-          <w:rFonts w:ascii="Verdana" w:hAnsi="Verdana"/>
-          <w:i/>
-          <w:sz w:val="14"/>
-        </w:rPr>
-        <w:t>Note 11: (См. общую кодовую таблицу С-7 в части С/с.)</w:t>
-      </w:r>
-    </w:p>
-    <w:p>
-      <w:r>
-        <w:rPr>
-          <w:rFonts w:ascii="Verdana" w:hAnsi="Verdana"/>
-          <w:i/>
-          <w:sz w:val="14"/>
-        </w:rPr>
-        <w:t>Note 12: (См. общую кодовую таблицу С-8 в части С/с.)</w:t>
-      </w:r>
-    </w:p>
-    <w:p>
-      <w:r>
-        <w:rPr>
-          <w:rFonts w:ascii="Verdana" w:hAnsi="Verdana"/>
-          <w:i/>
-          <w:sz w:val="14"/>
-        </w:rPr>
-        <w:t>Note 14: (Будет определено самими центрами — см. общую кодовую таблицу С-12 в части С/с.)</w:t>
-      </w:r>
-    </w:p>
-    <w:p>
-      <w:r>
-        <w:rPr>
-          <w:rFonts w:ascii="Verdana" w:hAnsi="Verdana"/>
-          <w:i/>
-          <w:sz w:val="14"/>
-        </w:rPr>
-        <w:t>Note 15: (Будут разработаны)</w:t>
-      </w:r>
-    </w:p>
-    <w:p>
-      <w:r>
-        <w:rPr>
-          <w:rFonts w:ascii="Verdana" w:hAnsi="Verdana"/>
-          <w:i/>
-          <w:sz w:val="14"/>
-        </w:rPr>
-        <w:t>Note 16: Последовательность двух или более пар координат местоположения, таких как широта и долгота, определяет линию или многоугольник. Точки следует соединять в соответствии с порядком, данным в сообщении. Любая описываемая зона будет расположена слева от проведенной границы в направлении, установленном порядком, данным в сообщении. Это определение применяется к простым непересекающимся многоугольникам, без пробелов.</w:t>
-      </w:r>
-    </w:p>
-    <w:p>
-      <w:r>
-        <w:rPr>
-          <w:rFonts w:ascii="Verdana" w:hAnsi="Verdana"/>
-          <w:i/>
-          <w:sz w:val="14"/>
-        </w:rPr>
-        <w:t>Note 17: Если все биты установлены на 0, это означает, что калибровка правильная.</w:t>
-      </w:r>
-    </w:p>
-    <w:p>
-      <w:r>
-        <w:rPr>
-          <w:rFonts w:ascii="Verdana" w:hAnsi="Verdana"/>
-          <w:i/>
-          <w:sz w:val="14"/>
-        </w:rPr>
-        <w:t>Note 18: Все статистические данные первого порядка выражены в единицах измерения, определенных первоначальными дескрипторами данных.</w:t>
-      </w:r>
-    </w:p>
-    <w:p>
-      <w:r>
-        <w:rPr>
-          <w:rFonts w:ascii="Verdana" w:hAnsi="Verdana"/>
-          <w:i/>
-          <w:sz w:val="14"/>
-        </w:rPr>
-        <w:t>Note 19: Значимость ассоциированного поля должна использоваться на первоначальном этапе совместно с качеством данных наблюдений.</w:t>
-      </w:r>
-    </w:p>
-    <w:p>
-      <w:r>
-        <w:rPr>
-          <w:rFonts w:ascii="Verdana" w:hAnsi="Verdana"/>
-          <w:i/>
-          <w:sz w:val="14"/>
-        </w:rPr>
-        <w:t>Note 21: Начиная с позиции первого бита (бит старшего разряда), при приведении бита к цифре 1 канал используется. Если бит приводится к нулю, канал не используется.</w:t>
-      </w:r>
-    </w:p>
-    <w:p>
-      <w:r>
-        <w:rPr>
-          <w:rFonts w:ascii="Verdana" w:hAnsi="Verdana"/>
-          <w:i/>
-          <w:sz w:val="14"/>
-        </w:rPr>
-        <w:t>Note 23: Битовые флаги показывают прибор и/или каналы, используемые при получении различных физических параметров. Если в какой-либо группе параметров все биты = 0, то для этого параметра или группы параметров не производилась обработка.</w:t>
-      </w:r>
-    </w:p>
-    <w:p>
-      <w:r>
-        <w:rPr>
-          <w:rFonts w:ascii="Verdana" w:hAnsi="Verdana"/>
-          <w:i/>
-          <w:sz w:val="14"/>
-        </w:rPr>
-        <w:t>Note 24: Биты 1-4 представляют код погрешности времени. В том случае, когда все биты установлены на 0, это означает, что время сканирования соответствует предсказанному времени.</w:t>
-      </w:r>
-    </w:p>
-    <w:p>
-      <w:r>
-        <w:rPr>
-          <w:rFonts w:ascii="Verdana" w:hAnsi="Verdana"/>
-          <w:i/>
-          <w:sz w:val="14"/>
-        </w:rPr>
-        <w:t>Note 25: Биты 11-17 представляют код погрешности географического местоположения. В том случае, когда все биты установлены на 0, это означает, что географическое местоположение является нормальным.</w:t>
-      </w:r>
-    </w:p>
-    <w:p>
-      <w:r>
-        <w:rPr>
-          <w:rFonts w:ascii="Verdana" w:hAnsi="Verdana"/>
-          <w:i/>
-          <w:sz w:val="14"/>
-        </w:rPr>
-        <w:t>Note 27: Биты 5-10 представляют код погрешности калибровки. В том случае, когда все биты установлены на 0, это означает, что калибровка нормальная. В том случае, когда тот или иной из битов 5, 7 и 10 установлен на 1, это означает, что были использованы вторичные коэффициенты калибровки.</w:t>
-      </w:r>
-    </w:p>
-    <w:p>
-      <w:r>
-        <w:rPr>
-          <w:rFonts w:ascii="Verdana" w:hAnsi="Verdana"/>
-          <w:i/>
-          <w:sz w:val="14"/>
-        </w:rPr>
-        <w:t>Note 32: Кодовые цифры 1-9: Продолжительность и время измерения течения (векторный или доплеровский метод получения профиля течения).</w:t>
-      </w:r>
-    </w:p>
-    <w:p>
-      <w:r>
-        <w:rPr>
-          <w:rFonts w:ascii="Verdana" w:hAnsi="Verdana"/>
-          <w:i/>
-          <w:sz w:val="14"/>
-        </w:rPr>
-        <w:t>Note 33: Кодовые цифры 11-19: Период измерения течения (дрейфовый метод).</w:t>
-      </w:r>
-    </w:p>
-    <w:p>
-      <w:r>
-        <w:rPr>
-          <w:rFonts w:ascii="Verdana" w:hAnsi="Verdana"/>
-          <w:i/>
-          <w:sz w:val="14"/>
-        </w:rPr>
-        <w:t>Note 34: Средняя часть данной кодовой таблицы (кодовые цифры 100-199) включает термины на нескольких уровнях, которые могут быть использованы для простых и более сложных автоматических станций.</w:t>
-      </w:r>
-    </w:p>
-    <w:p>
-      <w:r>
-        <w:rPr>
-          <w:rFonts w:ascii="Verdana" w:hAnsi="Verdana"/>
-          <w:i/>
-          <w:sz w:val="14"/>
-        </w:rPr>
-        <w:t>Note 35: Дескриптор 0 25 009 исключен. Вместо него следует использовать дескриптор 0 25 029.</w:t>
-      </w:r>
-    </w:p>
-    <w:p>
-      <w:r>
-        <w:rPr>
-          <w:rFonts w:ascii="Verdana" w:hAnsi="Verdana"/>
-          <w:i/>
-          <w:sz w:val="14"/>
-        </w:rPr>
-        <w:t>Note 36: Данные о разностях — это значения разности, размеры которых аналогичны размерам соответствующих сообщаемых значений в отношении единиц измерения, но пределы которых установлены на нуль (например: разность между сообщенными и анализированными значениями, разность между сообщенными и прогнозированными значениями и т. д.).</w:t>
-      </w:r>
-    </w:p>
-    <w:p>
-      <w:r>
-        <w:rPr>
-          <w:rFonts w:ascii="Verdana" w:hAnsi="Verdana"/>
-          <w:i/>
-          <w:sz w:val="14"/>
-        </w:rPr>
-        <w:t>Note 39: EPSG представляет собой набор данных по системам координат и ее преобразованиям, который изначально был создан и поддерживался Европейской группой нефтепоисковых исследований. В настоящее время он поддерживается подкомитетом по геодезии Комитета по геоматике Международной ассоциации производителей нефти и газа.</w:t>
-      </w:r>
-    </w:p>
-    <w:p>
-      <w:r>
-        <w:rPr>
-          <w:rFonts w:ascii="Verdana" w:hAnsi="Verdana"/>
-          <w:i/>
-          <w:sz w:val="14"/>
-        </w:rPr>
-        <w:t>Note 42: Могут быть разработаны дополнительные применения.</w:t>
-      </w:r>
-    </w:p>
-    <w:p>
-      <w:r>
-        <w:rPr>
-          <w:rFonts w:ascii="Verdana" w:hAnsi="Verdana"/>
-          <w:i/>
-          <w:sz w:val="14"/>
-        </w:rPr>
-        <w:t>Note 43: Общие термины обозначения погоды (например: туман, морось) предназначены для использования на автоматических станциях, которые могут определить тип погоды, но не дают никакой другой информации. Общие термины обозначаются в кодовой таблице большими буквами.</w:t>
-      </w:r>
-    </w:p>
-    <w:p>
-      <w:r>
-        <w:rPr>
-          <w:rFonts w:ascii="Verdana" w:hAnsi="Verdana"/>
-          <w:i/>
-          <w:sz w:val="14"/>
-        </w:rPr>
-        <w:t>Note 45: H = Время наблюдения.</w:t>
-      </w:r>
-    </w:p>
-    <w:p>
-      <w:r>
-        <w:rPr>
-          <w:rFonts w:ascii="Verdana" w:hAnsi="Verdana"/>
-          <w:i/>
-          <w:sz w:val="14"/>
-        </w:rPr>
-        <w:t>Note 49: Если бит установлен на 1, указание действительно.</w:t>
-      </w:r>
-    </w:p>
-    <w:p>
-      <w:r>
-        <w:rPr>
-          <w:rFonts w:ascii="Verdana" w:hAnsi="Verdana"/>
-          <w:i/>
-          <w:sz w:val="14"/>
-        </w:rPr>
-        <w:t>Note 50: Определения в кодовых цифрах 0-2 и 4 применяются для обнаженной репрезентативной поверхности почвы, а цифры 3, 5-9 и 10-19 — к открытому репрезентативному району.</w:t>
-      </w:r>
-    </w:p>
-    <w:p>
-      <w:r>
-        <w:rPr>
-          <w:rFonts w:ascii="Verdana" w:hAnsi="Verdana"/>
-          <w:i/>
-          <w:sz w:val="14"/>
-        </w:rPr>
-        <w:t>Note 52: В сводках с автоматических станций следует использовать кодовую цифру 2, когда тенденция является положительной; 7 — отрицательной и 4, когда давление является таким же, как и 3 часа назад.</w:t>
-      </w:r>
-    </w:p>
-    <w:p>
-      <w:r>
-        <w:rPr>
-          <w:rFonts w:ascii="Verdana" w:hAnsi="Verdana"/>
-          <w:i/>
-          <w:sz w:val="14"/>
-        </w:rPr>
-        <w:t>Note 53: В сводках от тропических станций, сообщающих суточные изменения, следует использовать кодовую цифру 2 при положительной тенденции; 7 — при отрицательной тенденции и 4 — в случае, если давление остается таким же, как и за предшествующие 24 часа.</w:t>
-      </w:r>
-    </w:p>
-    <w:p>
-      <w:r>
-        <w:rPr>
-          <w:rFonts w:ascii="Verdana" w:hAnsi="Verdana"/>
-          <w:i/>
-          <w:sz w:val="14"/>
-        </w:rPr>
-        <w:t>Note 54: В данной кодовой таблице всякий раз, когда упоминается лед, это также включает в себя другие твердые осадки, отличные от снега.</w:t>
-      </w:r>
-    </w:p>
-    <w:p>
-      <w:r>
-        <w:rPr>
-          <w:rFonts w:ascii="Verdana" w:hAnsi="Verdana"/>
-          <w:i/>
-          <w:sz w:val="14"/>
-        </w:rPr>
-        <w:t>Note 57: Смешанные осадки обозначаются путем установки на единицу битов всех наблюдаемых самостоятельных типов осадков.</w:t>
-      </w:r>
-    </w:p>
-    <w:p>
-      <w:r>
-        <w:rPr>
-          <w:rFonts w:ascii="Verdana" w:hAnsi="Verdana"/>
-          <w:i/>
-          <w:sz w:val="14"/>
-        </w:rPr>
-        <w:t>Note 59: Новые локальные названия шторма различной интенсивности следует добавлять в соответствии с необходимостью.</w:t>
-      </w:r>
-    </w:p>
-    <w:p>
-      <w:r>
-        <w:rPr>
-          <w:rFonts w:ascii="Verdana" w:hAnsi="Verdana"/>
-          <w:i/>
-          <w:sz w:val="14"/>
-        </w:rPr>
-        <w:t>Note 60: Ни одна из кодовых цифр не исключает добавления интерполированных уровней по усмотрению центра-поставщика</w:t>
-      </w:r>
-    </w:p>
-    <w:p>
-      <w:r>
-        <w:rPr>
-          <w:rFonts w:ascii="Verdana" w:hAnsi="Verdana"/>
-          <w:i/>
-          <w:sz w:val="14"/>
-        </w:rPr>
-        <w:t>Note 63: Явление, указанное в данной таблице флагов, означает любое явление, включая осадки и явления, ухудшающие видимость.</w:t>
-      </w:r>
-    </w:p>
-    <w:p>
-      <w:r>
-        <w:rPr>
-          <w:rFonts w:ascii="Verdana" w:hAnsi="Verdana"/>
-          <w:i/>
-          <w:sz w:val="14"/>
-        </w:rPr>
-        <w:t>Note 75: Определения в кодовых цифрах 0-2 и 4 применяются для обнаженной репрезентативной поверхности почвы, а цифры 3, 5-9 и 10-19 — к открытому репрезентативному району.</w:t>
-      </w:r>
-    </w:p>
-    <w:p>
-      <w:r>
-        <w:rPr>
-          <w:rFonts w:ascii="Verdana" w:hAnsi="Verdana"/>
-          <w:i/>
-          <w:sz w:val="14"/>
-        </w:rPr>
-        <w:t>Note 76: Эти величины относятся к хорошо сформированному ветровому волнению в открытом море. В то время как предпочтение следует отдавать описательным терминам, значения этих высот могут использоваться наблюдателем как руководство при передаче состояния поверхности моря, которое возникает в результате различных факторов, таких, как ветер, зыбь, течения, угол между направлением ветра и зыби и т. д.</w:t>
-      </w:r>
-    </w:p>
-    <w:p>
-      <w:r>
-        <w:rPr>
-          <w:rFonts w:ascii="Verdana" w:hAnsi="Verdana"/>
-          <w:i/>
-          <w:sz w:val="14"/>
-        </w:rPr>
-        <w:t>Note 78: Первые три цифры представляют собой код страны ИСО.</w:t>
-      </w:r>
-    </w:p>
-    <w:p>
-      <w:r>
-        <w:rPr>
-          <w:rFonts w:ascii="Verdana" w:hAnsi="Verdana"/>
-          <w:i/>
-          <w:sz w:val="14"/>
-        </w:rPr>
-        <w:t>Note 79: Последняя колонка в таблице содержит соответствующий номер регистрации Химической реферативной службы (CAS) Американского химического общества.</w:t>
-      </w:r>
-    </w:p>
-    <w:p>
-      <w:r>
-        <w:rPr>
-          <w:rFonts w:ascii="Verdana" w:hAnsi="Verdana"/>
-          <w:i/>
-          <w:sz w:val="14"/>
-        </w:rPr>
-        <w:t>Note 80: Средняя часть данной кодовой таблицы (кодовые цифры 100-199) включает термины на нескольких уровнях, которые могут быть использованы для простых и более сложных автоматических станций.</w:t>
-      </w:r>
-    </w:p>
-    <w:p>
-      <w:r>
-        <w:rPr>
-          <w:rFonts w:ascii="Verdana" w:hAnsi="Verdana"/>
-          <w:i/>
-          <w:sz w:val="14"/>
-        </w:rPr>
-        <w:t>Note 81: Номинальный диапазон влажности поверхности почвы — от 0 % до 100 %. В крайних случаях экстраполированное обратное рассеяние при угле наклона в 40 градусов может превышать исходный показатель для влажного обратного рассеяния. В этих случаях значение, полученное в результате процесса измерения влажности поверхности почвы, будет менее 0 % или более 100 %, соответственно.</w:t>
-      </w:r>
-    </w:p>
-    <w:p>
-      <w:r>
-        <w:rPr>
-          <w:rFonts w:ascii="Verdana" w:hAnsi="Verdana"/>
-          <w:i/>
-          <w:sz w:val="14"/>
-        </w:rPr>
-        <w:t>Note 84: Эти величины относятся к хорошо сформированному ветровому волнению в открытом море. В то время как предпочтение следует отдавать описательным терминам, значения этих высот могут использоваться наблюдателем как руководство при передаче состояния поверхности моря, которое возникает в результате различных факторов, таких, как ветер, зыбь, течения, угол между направлением ветра и зыби и т. д.</w:t>
-      </w:r>
-    </w:p>
-    <w:p>
-      <w:r>
-        <w:rPr>
-          <w:rFonts w:ascii="Verdana" w:hAnsi="Verdana"/>
-          <w:i/>
-          <w:sz w:val="14"/>
-        </w:rPr>
-        <w:t>Note 85: Данный дескриптор будет связан с данными по видимости или высоте облаков для указания того, что значение является граничным. Если передаваемое значение является истинным, то кодовая цифра равна нулю. Однако измерение может попасть в предел измерительной способности прибора. Если передаваемое значение больше, чем истинное значение, то кодовая цифра будет равна 1, если передаваемое значение меньше истинного значения, то кодовая цифра будет равна 2.</w:t>
-      </w:r>
-    </w:p>
-    <w:p>
-      <w:r>
-        <w:rPr>
-          <w:rFonts w:ascii="Verdana" w:hAnsi="Verdana"/>
-          <w:i/>
-          <w:sz w:val="14"/>
-        </w:rPr>
-        <w:t>Note 88: Значимость времени должна быть квалифицирована соответствующими периодами времени, которые следует указывать.</w:t>
-      </w:r>
-    </w:p>
-    <w:p>
-      <w:r>
-        <w:rPr>
-          <w:rFonts w:ascii="Verdana" w:hAnsi="Verdana"/>
-          <w:i/>
-          <w:sz w:val="14"/>
-        </w:rPr>
-        <w:t>Note 90: Тип прибора и единицы начальных измерений для измерения ветра (в м с-1 за исключением отдельных указаний).</w:t>
-      </w:r>
-    </w:p>
-    <w:p>
-      <w:r>
-        <w:rPr>
-          <w:rFonts w:ascii="Verdana" w:hAnsi="Verdana"/>
-          <w:i/>
-          <w:sz w:val="14"/>
-        </w:rPr>
-        <w:t>Note 94: Там, где первоначальный метод передачи указывается кодовой цифрой 1, в целях получения достоверных значений данных, соответствующих дескриптору 0 01 012, рекомендуется следующее преобразование: Передаваемое значение Значение данных 0 0 1 45 2 90 3 135 4 180 5 225 6 270 7 315 8 360 9 511</w:t>
-      </w:r>
-    </w:p>
-    <w:p>
-      <w:r>
-        <w:rPr>
-          <w:rFonts w:ascii="Verdana" w:hAnsi="Verdana"/>
-          <w:i/>
-          <w:sz w:val="14"/>
-        </w:rPr>
-        <w:t>Note 95: Там, где первоначальный метод передачи указывается кодовой цифрой 1, в целях получения точных значений данных, соответствующих дескриптору 0 01 013, рекомендуется следующее преобразование: Передаваемое значение Значение данных 0 0 1 1 2 4 3 7 4 9 5 12 6 14 7 17 8 19 9 21 / 1023</w:t>
-      </w:r>
-    </w:p>
-    <w:p>
-      <w:r>
-        <w:rPr>
-          <w:rFonts w:ascii="Verdana" w:hAnsi="Verdana"/>
-          <w:i/>
-          <w:sz w:val="14"/>
-        </w:rPr>
-        <w:t>Note 22: Битовые флаги показывают элементы, включенные при обработке данных зондирования.</w:t>
-      </w:r>
-    </w:p>
     <w:sectPr>
       <w:pgSz w:w="16838" w:h="11906" w:orient="landscape"/>
       <w:pgMar w:top="850" w:right="850" w:bottom="850" w:left="850" w:header="720" w:footer="720" w:gutter="0"/>
